--- a/Stage_6/Stage6_Missing_Context Dataset.docx
+++ b/Stage_6/Stage6_Missing_Context Dataset.docx
@@ -4,23 +4,27 @@
   <w:body>
     <w:p>
       <w:pPr>
-        <w:spacing w:line="276" w:lineRule="auto"/>
-        <w:jc w:val="center"/>
-        <w:rPr>
+        <w:pStyle w:val="Heading1"/>
+        <w:spacing w:line="276" w:lineRule="auto"/>
+        <w:rPr>
+          <w:rFonts w:ascii="Times New Roman" w:hAnsi="Times New Roman" w:cs="Times New Roman"/>
           <w:b/>
           <w:bCs/>
-          <w:sz w:val="32"/>
-          <w:szCs w:val="32"/>
-        </w:rPr>
-      </w:pPr>
-      <w:r>
-        <w:rPr>
+          <w:color w:val="000000" w:themeColor="text1"/>
+          <w:sz w:val="36"/>
+          <w:szCs w:val="36"/>
+        </w:rPr>
+      </w:pPr>
+      <w:r>
+        <w:rPr>
+          <w:rFonts w:ascii="Times New Roman" w:hAnsi="Times New Roman" w:cs="Times New Roman"/>
           <w:b/>
           <w:bCs/>
-          <w:sz w:val="32"/>
-          <w:szCs w:val="32"/>
-        </w:rPr>
-        <w:t>The Missing Context Dataset Analysis</w:t>
+          <w:color w:val="000000" w:themeColor="text1"/>
+          <w:sz w:val="36"/>
+          <w:szCs w:val="36"/>
+        </w:rPr>
+        <w:t>MISSING CONTEXT DATASET ANALYSIS</w:t>
       </w:r>
     </w:p>
     <w:p>
@@ -42,17 +46,21 @@
     </w:p>
     <w:p>
       <w:pPr>
-        <w:spacing w:line="276" w:lineRule="auto"/>
-        <w:jc w:val="both"/>
-        <w:rPr>
+        <w:pStyle w:val="Heading2"/>
+        <w:spacing w:line="276" w:lineRule="auto"/>
+        <w:rPr>
+          <w:rFonts w:ascii="Times New Roman" w:hAnsi="Times New Roman" w:cs="Times New Roman"/>
           <w:b/>
           <w:bCs/>
-        </w:rPr>
-      </w:pPr>
-      <w:r>
-        <w:rPr>
+          <w:color w:val="000000" w:themeColor="text1"/>
+        </w:rPr>
+      </w:pPr>
+      <w:r>
+        <w:rPr>
+          <w:rFonts w:ascii="Times New Roman" w:hAnsi="Times New Roman" w:cs="Times New Roman"/>
           <w:b/>
           <w:bCs/>
+          <w:color w:val="000000" w:themeColor="text1"/>
         </w:rPr>
         <w:t>Introduction</w:t>
       </w:r>
@@ -68,17 +76,21 @@
     </w:p>
     <w:p>
       <w:pPr>
-        <w:spacing w:line="276" w:lineRule="auto"/>
-        <w:jc w:val="both"/>
-        <w:rPr>
+        <w:pStyle w:val="Heading2"/>
+        <w:spacing w:line="276" w:lineRule="auto"/>
+        <w:rPr>
+          <w:rFonts w:ascii="Times New Roman" w:hAnsi="Times New Roman" w:cs="Times New Roman"/>
           <w:b/>
           <w:bCs/>
-        </w:rPr>
-      </w:pPr>
-      <w:r>
-        <w:rPr>
+          <w:color w:val="000000" w:themeColor="text1"/>
+        </w:rPr>
+      </w:pPr>
+      <w:r>
+        <w:rPr>
+          <w:rFonts w:ascii="Times New Roman" w:hAnsi="Times New Roman" w:cs="Times New Roman"/>
           <w:b/>
           <w:bCs/>
+          <w:color w:val="000000" w:themeColor="text1"/>
         </w:rPr>
         <w:t>Data Ontology</w:t>
       </w:r>
@@ -89,49 +101,7 @@
         <w:jc w:val="both"/>
       </w:pPr>
       <w:r>
-        <w:t xml:space="preserve">The dataset comprises daily observations </w:t>
-      </w:r>
-      <w:r>
-        <w:t>from</w:t>
-      </w:r>
-      <w:r>
-        <w:t xml:space="preserve"> 2018</w:t>
-      </w:r>
-      <w:r>
-        <w:t xml:space="preserve"> to </w:t>
-      </w:r>
-      <w:r>
-        <w:t xml:space="preserve">2024 of five unnamed numerical variables: </w:t>
-      </w:r>
-      <w:r>
-        <w:t>V</w:t>
-      </w:r>
-      <w:r>
-        <w:t>ar1 t</w:t>
-      </w:r>
-      <w:r>
-        <w:t>o</w:t>
-      </w:r>
-      <w:r>
-        <w:t xml:space="preserve"> </w:t>
-      </w:r>
-      <w:r>
-        <w:t>V</w:t>
-      </w:r>
-      <w:r>
-        <w:t xml:space="preserve">ar5 with date </w:t>
-      </w:r>
-      <w:r>
-        <w:t>being known</w:t>
-      </w:r>
-      <w:r>
-        <w:t>.</w:t>
-      </w:r>
-      <w:r>
-        <w:t xml:space="preserve"> </w:t>
-      </w:r>
-      <w:r>
-        <w:t>Initial statistical exploration reveals:</w:t>
+        <w:t>The dataset comprises daily observations from 2018 to 2024 of five unnamed numerical variables: Var1 to Var5 with date being known. Initial statistical exploration reveals:</w:t>
       </w:r>
     </w:p>
     <w:p>
@@ -273,7 +243,13 @@
         <w:jc w:val="both"/>
       </w:pPr>
       <w:r>
-        <w:t xml:space="preserve">Var5: is a medium magnitude of </w:t>
+        <w:t xml:space="preserve">Var5: is a magnitude </w:t>
+      </w:r>
+      <w:r>
+        <w:t>from</w:t>
+      </w:r>
+      <w:r>
+        <w:t xml:space="preserve"> </w:t>
       </w:r>
       <w:r>
         <w:t xml:space="preserve">2 to </w:t>
@@ -291,13 +267,148 @@
     <w:p>
       <w:pPr>
         <w:spacing w:line="276" w:lineRule="auto"/>
+        <w:jc w:val="both"/>
+      </w:pPr>
+      <w:r>
+        <w:t>The correlation analysis confirms this structure</w:t>
+      </w:r>
+      <w:r>
+        <w:t xml:space="preserve"> as shown in figure 1</w:t>
+      </w:r>
+      <w:r>
+        <w:t>:</w:t>
+      </w:r>
+    </w:p>
+    <w:p>
+      <w:pPr>
+        <w:pStyle w:val="ListParagraph"/>
+        <w:numPr>
+          <w:ilvl w:val="0"/>
+          <w:numId w:val="2"/>
+        </w:numPr>
+        <w:spacing w:line="276" w:lineRule="auto"/>
+        <w:jc w:val="both"/>
+      </w:pPr>
+      <w:r>
+        <w:t xml:space="preserve">Var1 and Var3: r </w:t>
+      </w:r>
+      <w:r>
+        <w:t>=</w:t>
+      </w:r>
+      <w:r>
+        <w:t xml:space="preserve"> </w:t>
+      </w:r>
+      <w:r>
+        <w:t>+</w:t>
+      </w:r>
+      <w:r>
+        <w:t>0.76 suggesting tightly coupled.</w:t>
+      </w:r>
+      <w:r>
+        <w:t xml:space="preserve"> </w:t>
+      </w:r>
+      <w:r>
+        <w:t>These two variables</w:t>
+      </w:r>
+      <w:r>
+        <w:t xml:space="preserve"> are linked </w:t>
+      </w:r>
+      <w:r>
+        <w:t xml:space="preserve">conventionally. </w:t>
+      </w:r>
+    </w:p>
+    <w:p>
+      <w:pPr>
+        <w:pStyle w:val="ListParagraph"/>
+        <w:numPr>
+          <w:ilvl w:val="0"/>
+          <w:numId w:val="2"/>
+        </w:numPr>
+        <w:spacing w:line="276" w:lineRule="auto"/>
+        <w:jc w:val="both"/>
+      </w:pPr>
+      <w:r>
+        <w:t xml:space="preserve">Var1 </w:t>
+      </w:r>
+      <w:r>
+        <w:t xml:space="preserve">and </w:t>
+      </w:r>
+      <w:r>
+        <w:t xml:space="preserve">Var5: r </w:t>
+      </w:r>
+      <w:r>
+        <w:t>=</w:t>
+      </w:r>
+      <w:r>
+        <w:t xml:space="preserve"> </w:t>
+      </w:r>
+      <w:r>
+        <w:t>-</w:t>
+      </w:r>
+      <w:r>
+        <w:t>0.82 suggesting strong substitution effect</w:t>
+      </w:r>
+      <w:r>
+        <w:t xml:space="preserve"> implying </w:t>
+      </w:r>
+      <w:r>
+        <w:t>causality</w:t>
+      </w:r>
+      <w:r>
+        <w:t>.</w:t>
+      </w:r>
+    </w:p>
+    <w:p>
+      <w:pPr>
+        <w:pStyle w:val="ListParagraph"/>
+        <w:numPr>
+          <w:ilvl w:val="0"/>
+          <w:numId w:val="2"/>
+        </w:numPr>
+        <w:spacing w:line="276" w:lineRule="auto"/>
+        <w:jc w:val="both"/>
+      </w:pPr>
+      <w:r>
+        <w:t>Var2 moderately correlates with Var1: r = +0.42 suggesting sentiment influences behavior.</w:t>
+      </w:r>
+      <w:r>
+        <w:t xml:space="preserve"> This </w:t>
+      </w:r>
+      <w:r>
+        <w:t xml:space="preserve">also implies causality </w:t>
+      </w:r>
+    </w:p>
+    <w:p>
+      <w:pPr>
+        <w:pStyle w:val="ListParagraph"/>
+        <w:numPr>
+          <w:ilvl w:val="0"/>
+          <w:numId w:val="2"/>
+        </w:numPr>
+        <w:spacing w:line="276" w:lineRule="auto"/>
+        <w:jc w:val="both"/>
+      </w:pPr>
+      <w:r>
+        <w:t>Var4 is uncorrelated, suggesting an external trigger</w:t>
+      </w:r>
+      <w:r>
+        <w:t>. Which confirms conventional</w:t>
+      </w:r>
+    </w:p>
+    <w:p>
+      <w:pPr>
+        <w:spacing w:line="276" w:lineRule="auto"/>
         <w:jc w:val="center"/>
       </w:pPr>
       <w:r>
+        <w:rPr>
+          <w:noProof/>
+        </w:rPr>
+        <w:lastRenderedPageBreak/>
         <w:drawing>
-          <wp:inline distT="0" distB="0" distL="0" distR="0" wp14:anchorId="499788EB" wp14:editId="1D0343D5">
-            <wp:extent cx="3825240" cy="3131300"/>
-            <wp:effectExtent l="0" t="0" r="3810" b="0"/>
+          <wp:inline distT="0" distB="0" distL="0" distR="0" wp14:anchorId="179DB935" wp14:editId="2C39A7E5">
+            <wp:extent cx="4297130" cy="3235588"/>
+            <wp:effectExtent l="0" t="0" r="8255" b="3175"/>
             <wp:docPr id="1229327357" name="Picture 1" descr="A screenshot of a graph&#10;&#10;AI-generated content may be incorrect."/>
             <wp:cNvGraphicFramePr>
               <a:graphicFrameLocks xmlns:a="http://schemas.openxmlformats.org/drawingml/2006/main" noChangeAspect="1"/>
@@ -310,7 +421,7 @@
                     <pic:cNvPicPr/>
                   </pic:nvPicPr>
                   <pic:blipFill>
-                    <a:blip r:embed="rId5"/>
+                    <a:blip r:embed="rId6"/>
                     <a:stretch>
                       <a:fillRect/>
                     </a:stretch>
@@ -318,7 +429,7 @@
                   <pic:spPr>
                     <a:xfrm>
                       <a:off x="0" y="0"/>
-                      <a:ext cx="3879375" cy="3175615"/>
+                      <a:ext cx="4363992" cy="3285933"/>
                     </a:xfrm>
                     <a:prstGeom prst="rect">
                       <a:avLst/>
@@ -345,7 +456,7 @@
           <w:i/>
           <w:iCs/>
         </w:rPr>
-        <w:t>Fig 1; the heatmap plot showing the correlations among the variable.</w:t>
+        <w:t>Fig 2; the heatmap plot showing the correlations among the variable.</w:t>
       </w:r>
     </w:p>
     <w:p>
@@ -353,264 +464,32 @@
         <w:spacing w:line="276" w:lineRule="auto"/>
         <w:jc w:val="both"/>
       </w:pPr>
-    </w:p>
-    <w:p>
-      <w:pPr>
-        <w:spacing w:line="276" w:lineRule="auto"/>
-        <w:jc w:val="both"/>
-      </w:pPr>
-      <w:r>
-        <w:t>The correlation analysis confirms this structure:</w:t>
-      </w:r>
-    </w:p>
-    <w:p>
-      <w:pPr>
-        <w:pStyle w:val="ListParagraph"/>
-        <w:numPr>
-          <w:ilvl w:val="0"/>
-          <w:numId w:val="2"/>
-        </w:numPr>
-        <w:spacing w:line="276" w:lineRule="auto"/>
-        <w:jc w:val="both"/>
-      </w:pPr>
-      <w:r>
-        <w:t xml:space="preserve">Var1 and Var3: r </w:t>
-      </w:r>
-      <w:r>
-        <w:t>=</w:t>
-      </w:r>
-      <w:r>
-        <w:t xml:space="preserve"> </w:t>
-      </w:r>
-      <w:r>
-        <w:t>+</w:t>
-      </w:r>
-      <w:r>
-        <w:t>0.76 suggesting tightly coupled.</w:t>
-      </w:r>
-      <w:r>
-        <w:t xml:space="preserve"> </w:t>
-      </w:r>
-      <w:r>
-        <w:t>These two variables</w:t>
-      </w:r>
-      <w:r>
-        <w:t xml:space="preserve"> are linked </w:t>
-      </w:r>
-      <w:r>
-        <w:t xml:space="preserve">conventionally. </w:t>
-      </w:r>
-    </w:p>
-    <w:p>
-      <w:pPr>
-        <w:pStyle w:val="ListParagraph"/>
-        <w:numPr>
-          <w:ilvl w:val="0"/>
-          <w:numId w:val="2"/>
-        </w:numPr>
-        <w:spacing w:line="276" w:lineRule="auto"/>
-        <w:jc w:val="both"/>
-      </w:pPr>
-      <w:r>
-        <w:t xml:space="preserve">Var1 </w:t>
-      </w:r>
-      <w:r>
-        <w:t xml:space="preserve">and </w:t>
-      </w:r>
-      <w:r>
-        <w:t xml:space="preserve">Var5: r </w:t>
-      </w:r>
-      <w:r>
-        <w:t>=</w:t>
-      </w:r>
-      <w:r>
-        <w:t xml:space="preserve"> </w:t>
-      </w:r>
-      <w:r>
-        <w:t>-</w:t>
-      </w:r>
-      <w:r>
-        <w:t>0.82 suggesting strong substitution effect</w:t>
-      </w:r>
-      <w:r>
-        <w:t xml:space="preserve"> implying </w:t>
-      </w:r>
-      <w:r>
-        <w:t>causality</w:t>
-      </w:r>
-      <w:r>
-        <w:t>.</w:t>
-      </w:r>
-    </w:p>
-    <w:p>
-      <w:pPr>
-        <w:pStyle w:val="ListParagraph"/>
-        <w:numPr>
-          <w:ilvl w:val="0"/>
-          <w:numId w:val="2"/>
-        </w:numPr>
-        <w:spacing w:line="276" w:lineRule="auto"/>
-        <w:jc w:val="both"/>
-      </w:pPr>
-      <w:r>
-        <w:t>Var2 moderately correlates with Var1: r = +0.42 suggesting sentiment influences behavior.</w:t>
-      </w:r>
-      <w:r>
-        <w:t xml:space="preserve"> This </w:t>
-      </w:r>
-      <w:r>
-        <w:t xml:space="preserve">also implies causality </w:t>
-      </w:r>
-    </w:p>
-    <w:p>
-      <w:pPr>
-        <w:pStyle w:val="ListParagraph"/>
-        <w:numPr>
-          <w:ilvl w:val="0"/>
-          <w:numId w:val="2"/>
-        </w:numPr>
-        <w:spacing w:line="276" w:lineRule="auto"/>
-        <w:jc w:val="both"/>
-      </w:pPr>
-      <w:r>
-        <w:t>Var4 is uncorrelated, suggesting an external trigger</w:t>
-      </w:r>
-      <w:r>
-        <w:t>. Which confirms conventional</w:t>
-      </w:r>
-    </w:p>
-    <w:p>
-      <w:pPr>
-        <w:spacing w:line="276" w:lineRule="auto"/>
-        <w:jc w:val="both"/>
-      </w:pPr>
-      <w:r>
-        <w:t>The data exhibits:</w:t>
-      </w:r>
-    </w:p>
-    <w:p>
-      <w:pPr>
-        <w:pStyle w:val="ListParagraph"/>
-        <w:numPr>
-          <w:ilvl w:val="0"/>
-          <w:numId w:val="3"/>
-        </w:numPr>
-        <w:spacing w:line="276" w:lineRule="auto"/>
-        <w:jc w:val="both"/>
-      </w:pPr>
-      <w:r>
-        <w:t xml:space="preserve">Seasonal cycles </w:t>
-      </w:r>
-      <w:r>
-        <w:t xml:space="preserve">of </w:t>
-      </w:r>
-      <w:r>
-        <w:t xml:space="preserve">summer </w:t>
-      </w:r>
-      <w:r>
-        <w:t>peak</w:t>
-      </w:r>
-      <w:r>
-        <w:t xml:space="preserve"> </w:t>
-      </w:r>
-      <w:r>
-        <w:t xml:space="preserve">before </w:t>
-      </w:r>
-      <w:r>
-        <w:t>2020</w:t>
-      </w:r>
-      <w:r>
-        <w:t>.</w:t>
-      </w:r>
-    </w:p>
-    <w:p>
-      <w:pPr>
-        <w:pStyle w:val="ListParagraph"/>
-        <w:numPr>
-          <w:ilvl w:val="0"/>
-          <w:numId w:val="3"/>
-        </w:numPr>
-        <w:spacing w:line="276" w:lineRule="auto"/>
-        <w:jc w:val="both"/>
-      </w:pPr>
-      <w:r>
-        <w:t>Collapse</w:t>
-      </w:r>
-      <w:r>
-        <w:t xml:space="preserve"> </w:t>
-      </w:r>
-      <w:r>
-        <w:t xml:space="preserve">in </w:t>
-      </w:r>
-      <w:r>
-        <w:t>March 2020</w:t>
-      </w:r>
-      <w:r>
-        <w:t>.</w:t>
-      </w:r>
-    </w:p>
-    <w:p>
-      <w:pPr>
-        <w:pStyle w:val="ListParagraph"/>
-        <w:numPr>
-          <w:ilvl w:val="0"/>
-          <w:numId w:val="3"/>
-        </w:numPr>
-        <w:spacing w:line="276" w:lineRule="auto"/>
-        <w:jc w:val="both"/>
-      </w:pPr>
-      <w:r>
-        <w:t xml:space="preserve">Asymmetric recovery </w:t>
-      </w:r>
-      <w:r>
-        <w:t xml:space="preserve">of a </w:t>
-      </w:r>
-      <w:r>
-        <w:t xml:space="preserve">new baseline, lower activity, elevated </w:t>
-      </w:r>
-      <w:r>
-        <w:t>substitution</w:t>
-      </w:r>
-      <w:r>
-        <w:t>al signal.</w:t>
-      </w:r>
-      <w:r>
-        <w:t xml:space="preserve"> </w:t>
-      </w:r>
-    </w:p>
-    <w:p>
-      <w:pPr>
-        <w:pStyle w:val="ListParagraph"/>
-        <w:numPr>
-          <w:ilvl w:val="0"/>
-          <w:numId w:val="3"/>
-        </w:numPr>
-        <w:spacing w:line="276" w:lineRule="auto"/>
-        <w:jc w:val="both"/>
-      </w:pPr>
-      <w:r>
-        <w:t xml:space="preserve">Persistent psychological scarring </w:t>
-      </w:r>
-      <w:r>
-        <w:t xml:space="preserve">when </w:t>
-      </w:r>
-      <w:r>
-        <w:t xml:space="preserve">var2 never returns to </w:t>
-      </w:r>
-      <w:r>
-        <w:t xml:space="preserve">the seasonal </w:t>
-      </w:r>
-      <w:r>
-        <w:t>cycles before 2020.</w:t>
-      </w:r>
-    </w:p>
-    <w:p>
-      <w:pPr>
-        <w:spacing w:line="276" w:lineRule="auto"/>
-        <w:jc w:val="both"/>
-      </w:pPr>
-      <w:r>
-        <w:t>It is most likely that this dataset reflects a human</w:t>
+      <w:r>
+        <w:t>The data exhibits</w:t>
+      </w:r>
+      <w:r>
+        <w:t xml:space="preserve"> seasonal cycles, </w:t>
+      </w:r>
+      <w:r>
+        <w:t xml:space="preserve">sharp drop, </w:t>
+      </w:r>
+      <w:r>
+        <w:t>low</w:t>
+      </w:r>
+      <w:r>
+        <w:t>ered</w:t>
+      </w:r>
+      <w:r>
+        <w:t xml:space="preserve"> activity</w:t>
+      </w:r>
+      <w:r>
+        <w:t xml:space="preserve"> in response to recovery </w:t>
+      </w:r>
+      <w:r>
+        <w:t>which never returned to the seasonal cycles. With this, i</w:t>
+      </w:r>
+      <w:r>
+        <w:t>t is most likely that this dataset reflects a human</w:t>
       </w:r>
       <w:r>
         <w:t xml:space="preserve"> behavioral </w:t>
@@ -621,17 +500,21 @@
     </w:p>
     <w:p>
       <w:pPr>
-        <w:spacing w:line="276" w:lineRule="auto"/>
-        <w:jc w:val="both"/>
-        <w:rPr>
+        <w:pStyle w:val="Heading2"/>
+        <w:spacing w:line="276" w:lineRule="auto"/>
+        <w:rPr>
+          <w:rFonts w:ascii="Times New Roman" w:hAnsi="Times New Roman" w:cs="Times New Roman"/>
           <w:b/>
           <w:bCs/>
-        </w:rPr>
-      </w:pPr>
-      <w:r>
-        <w:rPr>
+          <w:color w:val="000000" w:themeColor="text1"/>
+        </w:rPr>
+      </w:pPr>
+      <w:r>
+        <w:rPr>
+          <w:rFonts w:ascii="Times New Roman" w:hAnsi="Times New Roman" w:cs="Times New Roman"/>
           <w:b/>
           <w:bCs/>
+          <w:color w:val="000000" w:themeColor="text1"/>
         </w:rPr>
         <w:t>Hypothesis Taxonomy</w:t>
       </w:r>
@@ -656,645 +539,215 @@
     </w:p>
     <w:p>
       <w:pPr>
-        <w:spacing w:line="276" w:lineRule="auto"/>
-        <w:jc w:val="both"/>
-      </w:pPr>
-      <w:r>
-        <w:t>1st Anomaly happened around August 2019.</w:t>
-      </w:r>
-    </w:p>
-    <w:p>
-      <w:pPr>
-        <w:spacing w:line="276" w:lineRule="auto"/>
-        <w:jc w:val="both"/>
-      </w:pPr>
-      <w:r>
-        <w:t>Observation: Var3 dropped from 16.2 to 10 with Var1 from 136 to 82 while other variables are stable.</w:t>
-      </w:r>
-    </w:p>
-    <w:p>
-      <w:pPr>
-        <w:spacing w:line="276" w:lineRule="auto"/>
-        <w:jc w:val="both"/>
-      </w:pPr>
-      <w:r>
-        <w:t>Hypotheses:</w:t>
-      </w:r>
-    </w:p>
-    <w:p>
-      <w:pPr>
-        <w:pStyle w:val="ListParagraph"/>
-        <w:numPr>
-          <w:ilvl w:val="0"/>
-          <w:numId w:val="13"/>
-        </w:numPr>
-        <w:spacing w:line="276" w:lineRule="auto"/>
-        <w:jc w:val="both"/>
-      </w:pPr>
-      <w:r>
-        <w:t>Economic: Local supply chain shock such as port strike, small business regulation.</w:t>
-      </w:r>
-    </w:p>
-    <w:p>
-      <w:pPr>
-        <w:pStyle w:val="ListParagraph"/>
-        <w:numPr>
-          <w:ilvl w:val="0"/>
-          <w:numId w:val="13"/>
-        </w:numPr>
-        <w:spacing w:line="276" w:lineRule="auto"/>
-        <w:jc w:val="both"/>
-      </w:pPr>
-      <w:r>
-        <w:t>Behavioral: Social media panic affecting niche activity.</w:t>
-      </w:r>
-    </w:p>
-    <w:p>
-      <w:pPr>
-        <w:pStyle w:val="ListParagraph"/>
-        <w:numPr>
-          <w:ilvl w:val="0"/>
-          <w:numId w:val="13"/>
-        </w:numPr>
-        <w:spacing w:line="276" w:lineRule="auto"/>
-        <w:jc w:val="both"/>
-      </w:pPr>
-      <w:r>
-        <w:t>Technical: Isolated sensor error or data pipeline glitch.</w:t>
-      </w:r>
-    </w:p>
-    <w:p>
-      <w:pPr>
-        <w:spacing w:line="276" w:lineRule="auto"/>
-        <w:jc w:val="both"/>
-      </w:pPr>
-      <w:r>
-        <w:t xml:space="preserve">Plausibility Ranking:  </w:t>
-      </w:r>
-    </w:p>
-    <w:p>
-      <w:pPr>
-        <w:pStyle w:val="ListParagraph"/>
-        <w:numPr>
-          <w:ilvl w:val="0"/>
-          <w:numId w:val="14"/>
-        </w:numPr>
-        <w:spacing w:line="276" w:lineRule="auto"/>
-        <w:jc w:val="both"/>
-      </w:pPr>
-      <w:r>
-        <w:t xml:space="preserve">Highest: Economic is ranked highest because Var3 is low magnitude like a local economy while Var 1 is unaffected and suggests an isolated shock.  </w:t>
-      </w:r>
-    </w:p>
-    <w:p>
-      <w:pPr>
-        <w:pStyle w:val="ListParagraph"/>
-        <w:numPr>
-          <w:ilvl w:val="0"/>
-          <w:numId w:val="14"/>
-        </w:numPr>
-        <w:spacing w:line="276" w:lineRule="auto"/>
-        <w:jc w:val="both"/>
-      </w:pPr>
-      <w:r>
-        <w:t xml:space="preserve">Medium: Behavioral is ranked second because plausible but harder to sustain for one day.  </w:t>
-      </w:r>
-    </w:p>
-    <w:p>
-      <w:pPr>
-        <w:pStyle w:val="ListParagraph"/>
-        <w:numPr>
-          <w:ilvl w:val="0"/>
-          <w:numId w:val="14"/>
-        </w:numPr>
-        <w:spacing w:line="276" w:lineRule="auto"/>
-        <w:jc w:val="both"/>
-      </w:pPr>
-      <w:r>
-        <w:t xml:space="preserve">Lowest: Technical is ranked low because </w:t>
-      </w:r>
-      <w:r>
-        <w:t>the possibility is low</w:t>
-      </w:r>
-      <w:r>
-        <w:t>.</w:t>
-      </w:r>
-    </w:p>
-    <w:p>
-      <w:pPr>
-        <w:spacing w:line="276" w:lineRule="auto"/>
-        <w:jc w:val="both"/>
-      </w:pPr>
-      <w:r>
-        <w:t>2nd Anomaly happened around Ma</w:t>
-      </w:r>
-      <w:r>
-        <w:t>rch</w:t>
-      </w:r>
-      <w:r>
-        <w:t xml:space="preserve"> 2020.</w:t>
-      </w:r>
-    </w:p>
-    <w:p>
-      <w:pPr>
-        <w:spacing w:line="276" w:lineRule="auto"/>
-        <w:jc w:val="both"/>
-      </w:pPr>
-      <w:r>
-        <w:t xml:space="preserve">Observation: Var3 dropped from </w:t>
-      </w:r>
-      <w:r>
-        <w:t xml:space="preserve">15 </w:t>
-      </w:r>
-      <w:r>
-        <w:t xml:space="preserve">to </w:t>
-      </w:r>
-      <w:r>
-        <w:t>5</w:t>
-      </w:r>
-      <w:r>
-        <w:t xml:space="preserve"> and Var1 dropped from 10</w:t>
-      </w:r>
-      <w:r>
-        <w:t>0</w:t>
-      </w:r>
-      <w:r>
-        <w:t xml:space="preserve"> to </w:t>
-      </w:r>
-      <w:r>
-        <w:t>20</w:t>
-      </w:r>
-      <w:r>
-        <w:t xml:space="preserve"> while Var5 surges higher from 3</w:t>
-      </w:r>
-      <w:r>
-        <w:t>0</w:t>
-      </w:r>
-      <w:r>
-        <w:t xml:space="preserve"> to 4</w:t>
-      </w:r>
-      <w:r>
-        <w:t>5</w:t>
-      </w:r>
-      <w:r>
-        <w:t>.</w:t>
-      </w:r>
-    </w:p>
-    <w:p>
-      <w:pPr>
-        <w:spacing w:line="276" w:lineRule="auto"/>
-        <w:jc w:val="both"/>
-      </w:pPr>
-      <w:r>
-        <w:lastRenderedPageBreak/>
-        <w:t>Hypotheses:</w:t>
-      </w:r>
-    </w:p>
-    <w:p>
-      <w:pPr>
-        <w:pStyle w:val="ListParagraph"/>
-        <w:numPr>
-          <w:ilvl w:val="0"/>
-          <w:numId w:val="15"/>
-        </w:numPr>
-        <w:spacing w:line="276" w:lineRule="auto"/>
-        <w:jc w:val="both"/>
-      </w:pPr>
-      <w:r>
-        <w:t>Economic: Global lockdowns due to pandemic which reduced physical activity and caused increased in digital surges.</w:t>
-      </w:r>
-    </w:p>
-    <w:p>
-      <w:pPr>
-        <w:pStyle w:val="ListParagraph"/>
-        <w:numPr>
-          <w:ilvl w:val="0"/>
-          <w:numId w:val="15"/>
-        </w:numPr>
-        <w:spacing w:line="276" w:lineRule="auto"/>
-        <w:jc w:val="both"/>
-      </w:pPr>
-      <w:r>
-        <w:t>Behavioral: Mass panic triggers voluntary withdrawal from public spaces.</w:t>
-      </w:r>
-    </w:p>
-    <w:p>
-      <w:pPr>
-        <w:pStyle w:val="ListParagraph"/>
-        <w:numPr>
-          <w:ilvl w:val="0"/>
-          <w:numId w:val="15"/>
-        </w:numPr>
-        <w:spacing w:line="276" w:lineRule="auto"/>
-        <w:jc w:val="both"/>
-      </w:pPr>
-      <w:r>
-        <w:t>Environmental: natural disasters like earthquakes and floods that force evacuation.</w:t>
-      </w:r>
-    </w:p>
-    <w:p>
-      <w:pPr>
-        <w:spacing w:line="276" w:lineRule="auto"/>
-        <w:jc w:val="both"/>
-      </w:pPr>
-      <w:r>
-        <w:t xml:space="preserve">Plausibility Ranking:  </w:t>
-      </w:r>
-    </w:p>
-    <w:p>
-      <w:pPr>
-        <w:pStyle w:val="ListParagraph"/>
-        <w:numPr>
-          <w:ilvl w:val="0"/>
-          <w:numId w:val="16"/>
-        </w:numPr>
-        <w:spacing w:line="276" w:lineRule="auto"/>
-        <w:jc w:val="both"/>
-      </w:pPr>
-      <w:r>
-        <w:t xml:space="preserve">Highest: Economic is the first because it aligns with global timeline, explains substitution increase in var 5, matches asymmetric recovery.  </w:t>
-      </w:r>
-    </w:p>
-    <w:p>
-      <w:pPr>
-        <w:pStyle w:val="ListParagraph"/>
-        <w:numPr>
-          <w:ilvl w:val="0"/>
-          <w:numId w:val="16"/>
-        </w:numPr>
-        <w:spacing w:line="276" w:lineRule="auto"/>
-        <w:jc w:val="both"/>
-      </w:pPr>
-      <w:r>
-        <w:t xml:space="preserve">Medium: Behavioral consistent with data, but less precise; doesn’t explain policy-like timing.  </w:t>
-      </w:r>
-    </w:p>
-    <w:p>
-      <w:pPr>
-        <w:pStyle w:val="ListParagraph"/>
-        <w:numPr>
-          <w:ilvl w:val="0"/>
-          <w:numId w:val="16"/>
-        </w:numPr>
-        <w:spacing w:line="276" w:lineRule="auto"/>
-        <w:jc w:val="both"/>
-      </w:pPr>
-      <w:r>
-        <w:t>Lowest: Environmental ranked third since there is no evidence of localized recovery because disasters do not cause sustained digital shift.</w:t>
-      </w:r>
-    </w:p>
-    <w:p>
-      <w:pPr>
-        <w:spacing w:line="276" w:lineRule="auto"/>
-        <w:jc w:val="both"/>
-      </w:pPr>
-      <w:r>
-        <w:t>3rd Anomaly happened around May 2021.</w:t>
-      </w:r>
-    </w:p>
-    <w:p>
-      <w:pPr>
-        <w:spacing w:line="276" w:lineRule="auto"/>
-        <w:jc w:val="both"/>
-      </w:pPr>
-      <w:r>
-        <w:t xml:space="preserve">Observation: Var3 surges from </w:t>
-      </w:r>
-      <w:r>
-        <w:t>5</w:t>
-      </w:r>
-      <w:r>
-        <w:t xml:space="preserve"> to 15.9,</w:t>
-      </w:r>
-      <w:r>
-        <w:t xml:space="preserve"> </w:t>
-      </w:r>
-      <w:r>
-        <w:t xml:space="preserve">Var 1 rise along with Var3 from 14 to 137. Var 5 </w:t>
-      </w:r>
-      <w:r>
-        <w:t xml:space="preserve">on the other end </w:t>
-      </w:r>
-      <w:r>
-        <w:t>reduced drastically from 54 to 25.</w:t>
-      </w:r>
-    </w:p>
-    <w:p>
-      <w:pPr>
-        <w:spacing w:line="276" w:lineRule="auto"/>
-        <w:jc w:val="both"/>
-      </w:pPr>
-      <w:r>
-        <w:t>Hypotheses:</w:t>
-      </w:r>
-    </w:p>
-    <w:p>
-      <w:pPr>
-        <w:pStyle w:val="ListParagraph"/>
-        <w:numPr>
-          <w:ilvl w:val="0"/>
-          <w:numId w:val="17"/>
-        </w:numPr>
-        <w:spacing w:line="276" w:lineRule="auto"/>
-        <w:jc w:val="both"/>
-      </w:pPr>
-      <w:r>
-        <w:t>Economic: Vaccination rollout and stimulus spending enable reopening.</w:t>
-      </w:r>
-    </w:p>
-    <w:p>
-      <w:pPr>
-        <w:pStyle w:val="ListParagraph"/>
-        <w:numPr>
-          <w:ilvl w:val="0"/>
-          <w:numId w:val="17"/>
-        </w:numPr>
-        <w:spacing w:line="276" w:lineRule="auto"/>
-        <w:jc w:val="both"/>
-      </w:pPr>
-      <w:r>
-        <w:t>Behavioral: Social reintegration after prolonged isolation.</w:t>
-      </w:r>
-    </w:p>
-    <w:p>
-      <w:pPr>
-        <w:pStyle w:val="ListParagraph"/>
-        <w:numPr>
-          <w:ilvl w:val="0"/>
-          <w:numId w:val="17"/>
-        </w:numPr>
-        <w:spacing w:line="276" w:lineRule="auto"/>
-        <w:jc w:val="both"/>
-      </w:pPr>
-      <w:r>
-        <w:t>Technical: Data normalization reset or reporting change.</w:t>
-      </w:r>
-    </w:p>
-    <w:p>
-      <w:pPr>
-        <w:spacing w:line="276" w:lineRule="auto"/>
-        <w:jc w:val="both"/>
-      </w:pPr>
-      <w:r>
-        <w:t xml:space="preserve">Plausibility Ranking:  </w:t>
-      </w:r>
-    </w:p>
-    <w:p>
-      <w:pPr>
-        <w:pStyle w:val="ListParagraph"/>
-        <w:numPr>
-          <w:ilvl w:val="0"/>
-          <w:numId w:val="18"/>
-        </w:numPr>
-        <w:spacing w:line="276" w:lineRule="auto"/>
-        <w:jc w:val="both"/>
-      </w:pPr>
-      <w:r>
-        <w:t xml:space="preserve">Highest: Economic is high because the recovery is gradual, not instant which rules out technical glitch.  </w:t>
-      </w:r>
-    </w:p>
-    <w:p>
-      <w:pPr>
-        <w:pStyle w:val="ListParagraph"/>
-        <w:numPr>
-          <w:ilvl w:val="0"/>
-          <w:numId w:val="18"/>
-        </w:numPr>
-        <w:spacing w:line="276" w:lineRule="auto"/>
-        <w:jc w:val="both"/>
-      </w:pPr>
-      <w:r>
-        <w:t xml:space="preserve">Medium: Behavioral ranking is supported by emotional rebound but less predictive of scale.  </w:t>
-      </w:r>
-    </w:p>
-    <w:p>
-      <w:pPr>
-        <w:pStyle w:val="ListParagraph"/>
-        <w:numPr>
-          <w:ilvl w:val="0"/>
-          <w:numId w:val="18"/>
-        </w:numPr>
-        <w:spacing w:line="276" w:lineRule="auto"/>
-        <w:jc w:val="both"/>
-      </w:pPr>
-      <w:r>
-        <w:t>Lowest: Technical ranked lowest because it is contradicted by smooth pre and post trends.</w:t>
-      </w:r>
-    </w:p>
-    <w:p>
-      <w:pPr>
-        <w:spacing w:line="276" w:lineRule="auto"/>
-        <w:jc w:val="both"/>
-        <w:rPr>
+        <w:pStyle w:val="Heading3"/>
+        <w:spacing w:line="276" w:lineRule="auto"/>
+        <w:rPr>
+          <w:rFonts w:ascii="Times New Roman" w:hAnsi="Times New Roman" w:cs="Times New Roman"/>
           <w:b/>
           <w:bCs/>
-        </w:rPr>
-      </w:pPr>
-      <w:r>
-        <w:rPr>
+          <w:color w:val="000000" w:themeColor="text1"/>
+        </w:rPr>
+      </w:pPr>
+      <w:r>
+        <w:rPr>
+          <w:rFonts w:ascii="Times New Roman" w:hAnsi="Times New Roman" w:cs="Times New Roman"/>
           <w:b/>
           <w:bCs/>
-        </w:rPr>
-        <w:t xml:space="preserve">First </w:t>
-      </w:r>
-      <w:r>
-        <w:rPr>
+          <w:color w:val="000000" w:themeColor="text1"/>
+        </w:rPr>
+        <w:t xml:space="preserve">First Anomaly </w:t>
+      </w:r>
+    </w:p>
+    <w:p>
+      <w:pPr>
+        <w:spacing w:line="276" w:lineRule="auto"/>
+        <w:jc w:val="both"/>
+      </w:pPr>
+      <w:r>
+        <w:t>When</w:t>
+      </w:r>
+      <w:r>
+        <w:t xml:space="preserve"> did</w:t>
+      </w:r>
+      <w:r>
+        <w:t xml:space="preserve"> it </w:t>
+      </w:r>
+      <w:r>
+        <w:t>happen</w:t>
+      </w:r>
+      <w:r>
+        <w:t>:</w:t>
+      </w:r>
+      <w:r>
+        <w:t xml:space="preserve"> August 2019</w:t>
+      </w:r>
+      <w:r>
+        <w:t xml:space="preserve">. </w:t>
+      </w:r>
+      <w:r>
+        <w:t>I o</w:t>
+      </w:r>
+      <w:r>
+        <w:t>bserv</w:t>
+      </w:r>
+      <w:r>
+        <w:t>ed</w:t>
+      </w:r>
+      <w:r>
+        <w:t xml:space="preserve"> that </w:t>
+      </w:r>
+      <w:r>
+        <w:t>Var3 dropped from 16.2 to 10 with Var1 from 136 to 82 while other variables are stable.</w:t>
+      </w:r>
+      <w:r>
+        <w:t xml:space="preserve"> Therefore, </w:t>
+      </w:r>
+      <w:r>
+        <w:t>my h</w:t>
+      </w:r>
+      <w:r>
+        <w:t>ypotheses</w:t>
+      </w:r>
+      <w:r>
+        <w:t xml:space="preserve"> are: </w:t>
+      </w:r>
+    </w:p>
+    <w:p>
+      <w:pPr>
+        <w:spacing w:line="276" w:lineRule="auto"/>
+        <w:jc w:val="both"/>
+        <w:rPr>
+          <w:i/>
+          <w:iCs/>
+        </w:rPr>
+      </w:pPr>
+      <w:r>
+        <w:rPr>
+          <w:i/>
+          <w:iCs/>
+        </w:rPr>
+        <w:t>“</w:t>
+      </w:r>
+      <w:r>
+        <w:rPr>
+          <w:i/>
+          <w:iCs/>
+        </w:rPr>
+        <w:t>Local supply chain shock such as port strike</w:t>
+      </w:r>
+      <w:r>
+        <w:rPr>
+          <w:i/>
+          <w:iCs/>
+        </w:rPr>
+        <w:t xml:space="preserve"> or </w:t>
+      </w:r>
+      <w:r>
+        <w:rPr>
+          <w:i/>
+          <w:iCs/>
+        </w:rPr>
+        <w:t>small business regulation</w:t>
+      </w:r>
+      <w:r>
+        <w:rPr>
+          <w:i/>
+          <w:iCs/>
+        </w:rPr>
+        <w:t xml:space="preserve">, </w:t>
+      </w:r>
+      <w:r>
+        <w:rPr>
+          <w:i/>
+          <w:iCs/>
+        </w:rPr>
+        <w:t>Social media panic affecting niche activity</w:t>
+      </w:r>
+      <w:r>
+        <w:rPr>
+          <w:i/>
+          <w:iCs/>
+        </w:rPr>
+        <w:t xml:space="preserve"> </w:t>
+      </w:r>
+      <w:r>
+        <w:rPr>
+          <w:i/>
+          <w:iCs/>
+        </w:rPr>
+        <w:t xml:space="preserve">and </w:t>
+      </w:r>
+      <w:r>
+        <w:rPr>
+          <w:i/>
+          <w:iCs/>
+        </w:rPr>
+        <w:t>Isolated</w:t>
+      </w:r>
+      <w:r>
+        <w:rPr>
+          <w:i/>
+          <w:iCs/>
+        </w:rPr>
+        <w:t xml:space="preserve"> sensor error or data pipeline glitch</w:t>
+      </w:r>
+      <w:r>
+        <w:rPr>
+          <w:i/>
+          <w:iCs/>
+        </w:rPr>
+        <w:t>”</w:t>
+      </w:r>
+    </w:p>
+    <w:p>
+      <w:pPr>
+        <w:spacing w:line="276" w:lineRule="auto"/>
+        <w:jc w:val="both"/>
+      </w:pPr>
+      <w:r>
+        <w:t>Plausibility Ranking:</w:t>
+      </w:r>
+      <w:r>
+        <w:t xml:space="preserve"> </w:t>
+      </w:r>
+      <w:r>
+        <w:t>The economic explanation is most convincing because the d</w:t>
+      </w:r>
+      <w:r>
+        <w:t>rop</w:t>
+      </w:r>
+      <w:r>
+        <w:t xml:space="preserve"> resembles a local shock, the behavioral explanation is possible but less stable for a single day, and the technical explanation is least likely since a system glitch seems improbable.</w:t>
+      </w:r>
+    </w:p>
+    <w:p>
+      <w:pPr>
+        <w:pStyle w:val="Heading3"/>
+        <w:spacing w:line="276" w:lineRule="auto"/>
+        <w:rPr>
+          <w:rFonts w:ascii="Times New Roman" w:hAnsi="Times New Roman" w:cs="Times New Roman"/>
           <w:b/>
           <w:bCs/>
-        </w:rPr>
-        <w:t>Narrative</w:t>
-      </w:r>
-    </w:p>
-    <w:p>
-      <w:pPr>
-        <w:spacing w:line="276" w:lineRule="auto"/>
-        <w:jc w:val="both"/>
-      </w:pPr>
-      <w:r>
-        <w:t>Assuming the dataset is from a global city</w:t>
-      </w:r>
-      <w:r>
-        <w:t xml:space="preserve">, </w:t>
-      </w:r>
-      <w:r>
-        <w:t>recording the activities like the following.</w:t>
-      </w:r>
-    </w:p>
-    <w:p>
-      <w:pPr>
-        <w:spacing w:line="276" w:lineRule="auto"/>
-        <w:jc w:val="both"/>
-      </w:pPr>
-      <w:r>
-        <w:t xml:space="preserve">Var1: </w:t>
-      </w:r>
-      <w:r>
-        <w:t>D</w:t>
-      </w:r>
-      <w:r>
-        <w:t>aily foot traffic in commercial districts.</w:t>
-      </w:r>
-    </w:p>
-    <w:p>
-      <w:pPr>
-        <w:spacing w:line="276" w:lineRule="auto"/>
-        <w:jc w:val="both"/>
-      </w:pPr>
-      <w:r>
-        <w:t>Var2: Investors’ confidence level.</w:t>
-      </w:r>
-    </w:p>
-    <w:p>
-      <w:pPr>
-        <w:spacing w:line="276" w:lineRule="auto"/>
-        <w:jc w:val="both"/>
-      </w:pPr>
-      <w:r>
-        <w:t xml:space="preserve">Var3: </w:t>
-      </w:r>
-      <w:r>
-        <w:t>S</w:t>
-      </w:r>
-      <w:r>
-        <w:t>mall business and startup sales performance.</w:t>
-      </w:r>
-    </w:p>
-    <w:p>
-      <w:pPr>
-        <w:spacing w:line="276" w:lineRule="auto"/>
-        <w:jc w:val="both"/>
-      </w:pPr>
-      <w:r>
-        <w:t xml:space="preserve">Var4: Trade restriction.  </w:t>
-      </w:r>
-    </w:p>
-    <w:p>
-      <w:pPr>
-        <w:spacing w:line="276" w:lineRule="auto"/>
-        <w:jc w:val="both"/>
-      </w:pPr>
-      <w:r>
-        <w:t xml:space="preserve">Var5: </w:t>
-      </w:r>
-      <w:r>
-        <w:t>H</w:t>
-      </w:r>
-      <w:r>
-        <w:t>ome internet usage or remote work logins.</w:t>
-      </w:r>
-    </w:p>
-    <w:p>
-      <w:pPr>
-        <w:spacing w:line="276" w:lineRule="auto"/>
-        <w:jc w:val="both"/>
-      </w:pPr>
-      <w:r>
-        <w:lastRenderedPageBreak/>
-        <w:t>The system has always moved in seasonal cycle until the first anomaly that happened in August 2019 which break the consistent pattern, it might be a regional economic shock that happened in response to policy shifts or the trade war tension</w:t>
-      </w:r>
-      <w:r>
-        <w:t xml:space="preserve"> that </w:t>
-      </w:r>
-      <w:r>
-        <w:t>happened between US and China</w:t>
-      </w:r>
-      <w:r>
-        <w:t xml:space="preserve">. Thus, affecting small business and startup activities showing why Var3 drops and then Var2 begins to turn negative indicating the reduction in the confidence level of </w:t>
-      </w:r>
-      <w:r>
-        <w:t>Investor</w:t>
-      </w:r>
-      <w:r>
-        <w:t>s.</w:t>
-      </w:r>
-    </w:p>
-    <w:p>
-      <w:pPr>
-        <w:spacing w:line="276" w:lineRule="auto"/>
-        <w:jc w:val="both"/>
-      </w:pPr>
-      <w:r>
-        <w:t>Then, in March 2020, another anomaly change</w:t>
-      </w:r>
-      <w:r>
-        <w:t xml:space="preserve">d </w:t>
-      </w:r>
-      <w:r>
-        <w:t>everything at once. A sudden global health crisis caused lockdown</w:t>
-      </w:r>
-      <w:r>
-        <w:t xml:space="preserve"> in the world</w:t>
-      </w:r>
-      <w:r>
-        <w:t xml:space="preserve">. </w:t>
-      </w:r>
-      <w:r>
-        <w:t>It looks like an overall stop in the city</w:t>
-      </w:r>
-      <w:r>
-        <w:t>, which makes the streets empty</w:t>
-      </w:r>
-      <w:r>
-        <w:t xml:space="preserve">; </w:t>
-      </w:r>
-      <w:r>
-        <w:t>Var1 crashes indicating the drop in the daily foot traffic, Var3 crashes also</w:t>
-      </w:r>
-      <w:r>
-        <w:t>,</w:t>
-      </w:r>
-      <w:r>
-        <w:t xml:space="preserve"> as all </w:t>
-      </w:r>
-      <w:r>
-        <w:t>businesses</w:t>
-      </w:r>
-      <w:r>
-        <w:t xml:space="preserve"> were forced to close. The reduction in physical activity cause</w:t>
-      </w:r>
-      <w:r>
-        <w:t>d</w:t>
-      </w:r>
-      <w:r>
-        <w:t xml:space="preserve"> </w:t>
-      </w:r>
-      <w:r>
-        <w:t>an</w:t>
-      </w:r>
-      <w:r>
-        <w:t xml:space="preserve"> increase in home internet usage or remote work logins indicating </w:t>
-      </w:r>
-      <w:r>
-        <w:t>Var5</w:t>
-      </w:r>
-      <w:r>
-        <w:t xml:space="preserve"> high surges. </w:t>
-      </w:r>
-    </w:p>
-    <w:p>
-      <w:pPr>
-        <w:spacing w:line="276" w:lineRule="auto"/>
-        <w:jc w:val="both"/>
-      </w:pPr>
-      <w:r>
-        <w:t>By the end of May 2021, the city started to recover a bit after reopening of business and activities started becoming normal but cautious. Foot traffic returns slowly, and it starts to recover which extend into 2023. Remote work and internet usage dropped as a return of business, but it wasn’t lower than the way it was before the pandemic rather it kept fluctuating indicating the continuous remote work and internet usage which justify why Var5 stays elevated indicating that the system survives.</w:t>
-      </w:r>
-    </w:p>
-    <w:p>
-      <w:pPr>
-        <w:spacing w:line="276" w:lineRule="auto"/>
-        <w:jc w:val="both"/>
-        <w:rPr>
+          <w:color w:val="000000" w:themeColor="text1"/>
+        </w:rPr>
+      </w:pPr>
+      <w:r>
+        <w:rPr>
+          <w:rFonts w:ascii="Times New Roman" w:hAnsi="Times New Roman" w:cs="Times New Roman"/>
           <w:b/>
           <w:bCs/>
-        </w:rPr>
-      </w:pPr>
-      <w:r>
-        <w:rPr>
+          <w:color w:val="000000" w:themeColor="text1"/>
+        </w:rPr>
+        <w:t xml:space="preserve">Second </w:t>
+      </w:r>
+      <w:r>
+        <w:rPr>
+          <w:rFonts w:ascii="Times New Roman" w:hAnsi="Times New Roman" w:cs="Times New Roman"/>
           <w:b/>
           <w:bCs/>
-        </w:rPr>
-        <w:t>The Counter Narrative</w:t>
+          <w:color w:val="000000" w:themeColor="text1"/>
+        </w:rPr>
+        <w:t xml:space="preserve">Anomaly </w:t>
       </w:r>
     </w:p>
     <w:p>
@@ -1303,7 +756,25 @@
         <w:jc w:val="both"/>
       </w:pPr>
       <w:r>
-        <w:t xml:space="preserve">What if the data assumed is not recorded from human or natural activities rather it is a telemetry from a multi-agent simulation like a prototype for a smart city or a digital twin environment. The dataset interpretation below is assumed to be from remote monitoring. </w:t>
+        <w:t xml:space="preserve">When did it </w:t>
+      </w:r>
+      <w:r>
+        <w:t>happen</w:t>
+      </w:r>
+      <w:r>
+        <w:t>:</w:t>
+      </w:r>
+      <w:r>
+        <w:t xml:space="preserve"> </w:t>
+      </w:r>
+      <w:r>
+        <w:t>Ma</w:t>
+      </w:r>
+      <w:r>
+        <w:t>rch</w:t>
+      </w:r>
+      <w:r>
+        <w:t xml:space="preserve"> 2020.</w:t>
       </w:r>
     </w:p>
     <w:p>
@@ -1312,16 +783,127 @@
         <w:jc w:val="both"/>
       </w:pPr>
       <w:r>
-        <w:t xml:space="preserve">Var1: simulated vehicle traffic.  </w:t>
+        <w:t>My o</w:t>
+      </w:r>
+      <w:r>
+        <w:t>bservation</w:t>
+      </w:r>
+      <w:r>
+        <w:t xml:space="preserve"> shows that</w:t>
+      </w:r>
+      <w:r>
+        <w:t xml:space="preserve"> Var3 dropped from </w:t>
+      </w:r>
+      <w:r>
+        <w:t xml:space="preserve">15 </w:t>
+      </w:r>
+      <w:r>
+        <w:t xml:space="preserve">to </w:t>
+      </w:r>
+      <w:r>
+        <w:t>5</w:t>
+      </w:r>
+      <w:r>
+        <w:t xml:space="preserve"> and Var1 dropped from 10</w:t>
+      </w:r>
+      <w:r>
+        <w:t>0</w:t>
+      </w:r>
+      <w:r>
+        <w:t xml:space="preserve"> to </w:t>
+      </w:r>
+      <w:r>
+        <w:t>20</w:t>
+      </w:r>
+      <w:r>
+        <w:t xml:space="preserve"> while Var5 surges higher from 3</w:t>
+      </w:r>
+      <w:r>
+        <w:t>0</w:t>
+      </w:r>
+      <w:r>
+        <w:t xml:space="preserve"> to 4</w:t>
+      </w:r>
+      <w:r>
+        <w:t>5</w:t>
+      </w:r>
+      <w:r>
+        <w:t>.</w:t>
+      </w:r>
+      <w:r>
+        <w:t xml:space="preserve"> Therefore, </w:t>
+      </w:r>
+      <w:r>
+        <w:t>my h</w:t>
+      </w:r>
+      <w:r>
+        <w:t>ypotheses</w:t>
+      </w:r>
+      <w:r>
+        <w:t xml:space="preserve"> are</w:t>
+      </w:r>
+      <w:r>
+        <w:t>:</w:t>
       </w:r>
     </w:p>
     <w:p>
       <w:pPr>
         <w:spacing w:line="276" w:lineRule="auto"/>
         <w:jc w:val="both"/>
-      </w:pPr>
-      <w:r>
-        <w:t>Var2: system health or integrity score.</w:t>
+        <w:rPr>
+          <w:i/>
+          <w:iCs/>
+        </w:rPr>
+      </w:pPr>
+      <w:r>
+        <w:rPr>
+          <w:i/>
+          <w:iCs/>
+        </w:rPr>
+        <w:lastRenderedPageBreak/>
+        <w:t>“</w:t>
+      </w:r>
+      <w:r>
+        <w:rPr>
+          <w:i/>
+          <w:iCs/>
+        </w:rPr>
+        <w:t>Global lockdowns due to pandemic which reduced physical activity and caused increased in digital surges</w:t>
+      </w:r>
+      <w:r>
+        <w:rPr>
+          <w:i/>
+          <w:iCs/>
+        </w:rPr>
+        <w:t xml:space="preserve">, </w:t>
+      </w:r>
+      <w:r>
+        <w:rPr>
+          <w:i/>
+          <w:iCs/>
+        </w:rPr>
+        <w:t>Mass panic triggers voluntary withdrawal from public spaces</w:t>
+      </w:r>
+      <w:r>
+        <w:rPr>
+          <w:i/>
+          <w:iCs/>
+        </w:rPr>
+        <w:t xml:space="preserve">, and </w:t>
+      </w:r>
+      <w:r>
+        <w:rPr>
+          <w:i/>
+          <w:iCs/>
+        </w:rPr>
+        <w:t>natural disasters like earthquakes and floods that force evacuation</w:t>
+      </w:r>
+      <w:r>
+        <w:rPr>
+          <w:i/>
+          <w:iCs/>
+        </w:rPr>
+        <w:t>”</w:t>
       </w:r>
     </w:p>
     <w:p>
@@ -1330,179 +912,691 @@
         <w:jc w:val="both"/>
       </w:pPr>
       <w:r>
-        <w:t>Var3: Non-player character NPC interactions</w:t>
-      </w:r>
-      <w:r>
-        <w:t xml:space="preserve"> </w:t>
-      </w:r>
-      <w:r>
-        <w:t>such</w:t>
-      </w:r>
-      <w:r>
-        <w:t xml:space="preserve"> a</w:t>
-      </w:r>
-      <w:r>
-        <w:t xml:space="preserve">s </w:t>
-      </w:r>
-      <w:r>
-        <w:t>simulated small business activity</w:t>
-      </w:r>
-      <w:r>
-        <w:t>.</w:t>
-      </w:r>
-    </w:p>
-    <w:p>
-      <w:pPr>
-        <w:spacing w:line="276" w:lineRule="auto"/>
-        <w:jc w:val="both"/>
-      </w:pPr>
-      <w:r>
-        <w:t xml:space="preserve">Var4: scheduled maintenance triggers.  </w:t>
-      </w:r>
-      <w:r>
-        <w:t xml:space="preserve">  </w:t>
-      </w:r>
-    </w:p>
-    <w:p>
-      <w:pPr>
-        <w:spacing w:line="276" w:lineRule="auto"/>
-        <w:jc w:val="both"/>
-      </w:pPr>
-      <w:r>
-        <w:t xml:space="preserve">Var5: </w:t>
-      </w:r>
-      <w:r>
-        <w:t xml:space="preserve">physically </w:t>
-      </w:r>
-      <w:r>
-        <w:t>controlled vehicle traffic</w:t>
-      </w:r>
-      <w:r>
-        <w:t>.</w:t>
-      </w:r>
-    </w:p>
-    <w:p>
-      <w:pPr>
-        <w:spacing w:line="276" w:lineRule="auto"/>
-        <w:jc w:val="both"/>
-      </w:pPr>
-      <w:r>
-        <w:t>For this interpretation, August 2019 anomaly is not from regional economic shock but rather</w:t>
-      </w:r>
-      <w:r>
-        <w:t xml:space="preserve"> the </w:t>
-      </w:r>
-      <w:r>
-        <w:t xml:space="preserve">perceived negative effect in </w:t>
-      </w:r>
-      <w:r>
-        <w:t>Var2</w:t>
-      </w:r>
-      <w:r>
-        <w:t xml:space="preserve"> </w:t>
-      </w:r>
-      <w:r>
-        <w:t>is a simulation bug or rule update</w:t>
-      </w:r>
-      <w:r>
-        <w:t xml:space="preserve"> </w:t>
-      </w:r>
-      <w:r>
-        <w:t>that reduced NPC interactions which indicate the drop in Var3</w:t>
-      </w:r>
-      <w:r>
-        <w:t>.</w:t>
-      </w:r>
-    </w:p>
-    <w:p>
-      <w:pPr>
-        <w:spacing w:line="276" w:lineRule="auto"/>
-        <w:jc w:val="both"/>
-      </w:pPr>
-      <w:r>
-        <w:t xml:space="preserve">Then in March 2020, developers intentionally activated a global crisis module from a stress-test scenario modeling a pandemic. This module forced a halt on simulated physical movement indicating the crash of Var1 and the non-player character showing why Var3 collapses, while redirecting activity to </w:t>
-      </w:r>
-      <w:r>
-        <w:t xml:space="preserve">physical </w:t>
-      </w:r>
-      <w:r>
-        <w:t>human-controlled</w:t>
-      </w:r>
-      <w:r>
-        <w:t xml:space="preserve"> </w:t>
-      </w:r>
-      <w:r>
-        <w:t>vehicle</w:t>
-      </w:r>
-      <w:r>
-        <w:t xml:space="preserve"> making Var5 </w:t>
-      </w:r>
-      <w:r>
-        <w:t>surge</w:t>
-      </w:r>
-      <w:r>
-        <w:t xml:space="preserve"> high.</w:t>
-      </w:r>
-      <w:r>
-        <w:t xml:space="preserve"> </w:t>
-      </w:r>
-      <w:r>
-        <w:t>The synchronization is</w:t>
-      </w:r>
-      <w:r>
-        <w:t xml:space="preserve"> not coincidence,</w:t>
-      </w:r>
-      <w:r>
-        <w:t xml:space="preserve"> </w:t>
-      </w:r>
-      <w:r>
-        <w:t xml:space="preserve">rather </w:t>
-      </w:r>
-      <w:r>
-        <w:t>it</w:t>
-      </w:r>
-      <w:r>
-        <w:t xml:space="preserve"> is a</w:t>
-      </w:r>
-      <w:r>
-        <w:t xml:space="preserve"> scripted behavior.</w:t>
-      </w:r>
-    </w:p>
-    <w:p>
-      <w:pPr>
-        <w:spacing w:line="276" w:lineRule="auto"/>
-        <w:jc w:val="both"/>
-      </w:pPr>
-      <w:r>
-        <w:t xml:space="preserve">In May 2021 the anomaly recovery was not organic, it was a rollback or </w:t>
-      </w:r>
-      <w:r>
-        <w:t>fix</w:t>
-      </w:r>
-      <w:r>
-        <w:t xml:space="preserve"> that re</w:t>
-      </w:r>
-      <w:r>
-        <w:t>-</w:t>
-      </w:r>
-      <w:r>
-        <w:t xml:space="preserve">enabled movement and NPC interactions. Yet, the system health score Var2 never fully recovered because of error log or residual anomalies remained in the simulation state. </w:t>
-      </w:r>
-    </w:p>
-    <w:p>
-      <w:pPr>
-        <w:spacing w:line="276" w:lineRule="auto"/>
-        <w:rPr>
+        <w:t xml:space="preserve">Plausibility Ranking: </w:t>
+      </w:r>
+      <w:r>
+        <w:t xml:space="preserve">The economic explanation is strongest because it fits the global timeline and the uneven recovery; </w:t>
+      </w:r>
+      <w:r>
+        <w:t xml:space="preserve">though </w:t>
+      </w:r>
+      <w:r>
+        <w:t>the behavioral explanation is possible but less precise and doesn’t match policy-level timing; and the environmental explanation is least likely since natural disasters don’t produce a sustained digital shift or the recovery pattern seen here.</w:t>
+      </w:r>
+    </w:p>
+    <w:p>
+      <w:pPr>
+        <w:pStyle w:val="Heading3"/>
+        <w:spacing w:line="276" w:lineRule="auto"/>
+        <w:rPr>
+          <w:rFonts w:ascii="Times New Roman" w:hAnsi="Times New Roman" w:cs="Times New Roman"/>
           <w:b/>
           <w:bCs/>
-        </w:rPr>
-      </w:pPr>
-      <w:r>
-        <w:rPr>
+          <w:color w:val="000000" w:themeColor="text1"/>
+        </w:rPr>
+      </w:pPr>
+      <w:r>
+        <w:rPr>
+          <w:rFonts w:ascii="Times New Roman" w:hAnsi="Times New Roman" w:cs="Times New Roman"/>
           <w:b/>
           <w:bCs/>
+          <w:color w:val="000000" w:themeColor="text1"/>
+        </w:rPr>
+        <w:t>Thi</w:t>
+      </w:r>
+      <w:r>
+        <w:rPr>
+          <w:rFonts w:ascii="Times New Roman" w:hAnsi="Times New Roman" w:cs="Times New Roman"/>
+          <w:b/>
+          <w:bCs/>
+          <w:color w:val="000000" w:themeColor="text1"/>
+        </w:rPr>
+        <w:t xml:space="preserve">rd Anomaly </w:t>
+      </w:r>
+    </w:p>
+    <w:p>
+      <w:pPr>
+        <w:spacing w:line="276" w:lineRule="auto"/>
+        <w:jc w:val="both"/>
+      </w:pPr>
+      <w:r>
+        <w:t xml:space="preserve">When did it </w:t>
+      </w:r>
+      <w:r>
+        <w:t>happen</w:t>
+      </w:r>
+      <w:r>
+        <w:t>:</w:t>
+      </w:r>
+      <w:r>
+        <w:t xml:space="preserve"> May 2021.</w:t>
+      </w:r>
+    </w:p>
+    <w:p>
+      <w:pPr>
+        <w:spacing w:line="276" w:lineRule="auto"/>
+        <w:jc w:val="both"/>
+      </w:pPr>
+      <w:r>
+        <w:t xml:space="preserve">I noticed that </w:t>
+      </w:r>
+      <w:r>
+        <w:t xml:space="preserve">Var3 surges from </w:t>
+      </w:r>
+      <w:r>
+        <w:t>5</w:t>
+      </w:r>
+      <w:r>
+        <w:t xml:space="preserve"> to 15.9,</w:t>
+      </w:r>
+      <w:r>
+        <w:t xml:space="preserve"> </w:t>
+      </w:r>
+      <w:r>
+        <w:t xml:space="preserve">Var 1 rise along with Var3 from 14 to 137. Var 5 </w:t>
+      </w:r>
+      <w:r>
+        <w:t xml:space="preserve">on the other end </w:t>
+      </w:r>
+      <w:r>
+        <w:t>reduced drastically from 54 to 25</w:t>
+      </w:r>
+      <w:r>
+        <w:t>. Therefore, my h</w:t>
+      </w:r>
+      <w:r>
+        <w:t>ypotheses</w:t>
+      </w:r>
+      <w:r>
+        <w:t xml:space="preserve"> are</w:t>
+      </w:r>
+      <w:r>
+        <w:t>:</w:t>
+      </w:r>
+      <w:r>
+        <w:t xml:space="preserve"> </w:t>
+      </w:r>
+    </w:p>
+    <w:p>
+      <w:pPr>
+        <w:spacing w:line="276" w:lineRule="auto"/>
+        <w:jc w:val="both"/>
+        <w:rPr>
+          <w:i/>
+          <w:iCs/>
+        </w:rPr>
+      </w:pPr>
+      <w:r>
+        <w:rPr>
+          <w:i/>
+          <w:iCs/>
+        </w:rPr>
+        <w:t>“</w:t>
+      </w:r>
+      <w:r>
+        <w:rPr>
+          <w:i/>
+          <w:iCs/>
+        </w:rPr>
+        <w:t>Vaccination rollout and stimulus spending enable reopening</w:t>
+      </w:r>
+      <w:r>
+        <w:rPr>
+          <w:i/>
+          <w:iCs/>
+        </w:rPr>
+        <w:t xml:space="preserve">, </w:t>
+      </w:r>
+      <w:r>
+        <w:rPr>
+          <w:i/>
+          <w:iCs/>
+        </w:rPr>
+        <w:t>Social reintegration after prolonged isolation</w:t>
+      </w:r>
+      <w:r>
+        <w:rPr>
+          <w:i/>
+          <w:iCs/>
+        </w:rPr>
+        <w:t xml:space="preserve">, and </w:t>
+      </w:r>
+      <w:r>
+        <w:rPr>
+          <w:i/>
+          <w:iCs/>
+        </w:rPr>
+        <w:t>Data normalization reset or reporting change</w:t>
+      </w:r>
+      <w:r>
+        <w:rPr>
+          <w:i/>
+          <w:iCs/>
+        </w:rPr>
+        <w:t>”</w:t>
+      </w:r>
+    </w:p>
+    <w:p>
+      <w:pPr>
+        <w:spacing w:line="276" w:lineRule="auto"/>
+        <w:jc w:val="both"/>
+      </w:pPr>
+      <w:r>
+        <w:t>Plausibility Ranking:</w:t>
+      </w:r>
+      <w:r>
+        <w:t xml:space="preserve"> </w:t>
+      </w:r>
+      <w:r>
+        <w:t>The economic explanation is most convincing because the recovery is gradual rather than abrupt; the behavioral explanation is possible but not strong enough to explain the scale; and the technical explanation is least likely since the smooth trends before and after contradicting a system glitch.</w:t>
+      </w:r>
+    </w:p>
+    <w:p>
+      <w:pPr>
+        <w:pStyle w:val="Heading3"/>
+        <w:spacing w:line="276" w:lineRule="auto"/>
+        <w:rPr>
+          <w:rFonts w:ascii="Times New Roman" w:hAnsi="Times New Roman" w:cs="Times New Roman"/>
+          <w:b/>
+          <w:bCs/>
+          <w:color w:val="000000" w:themeColor="text1"/>
+        </w:rPr>
+      </w:pPr>
+      <w:r>
+        <w:rPr>
+          <w:rFonts w:ascii="Times New Roman" w:hAnsi="Times New Roman" w:cs="Times New Roman"/>
+          <w:b/>
+          <w:bCs/>
+          <w:color w:val="000000" w:themeColor="text1"/>
+        </w:rPr>
+        <w:t>First Narrative</w:t>
+      </w:r>
+    </w:p>
+    <w:p>
+      <w:pPr>
+        <w:spacing w:line="276" w:lineRule="auto"/>
+        <w:jc w:val="both"/>
+      </w:pPr>
+      <w:r>
+        <w:t>Assuming the dataset is from a global city</w:t>
+      </w:r>
+      <w:r>
+        <w:t xml:space="preserve">, </w:t>
+      </w:r>
+      <w:r>
+        <w:t>recording the activities like the following.</w:t>
+      </w:r>
+    </w:p>
+    <w:p>
+      <w:pPr>
+        <w:spacing w:line="276" w:lineRule="auto"/>
+        <w:jc w:val="both"/>
+      </w:pPr>
+      <w:r>
+        <w:t xml:space="preserve">Var1: </w:t>
+      </w:r>
+      <w:r>
+        <w:t>D</w:t>
+      </w:r>
+      <w:r>
+        <w:t>aily foot traffic in commercial districts.</w:t>
+      </w:r>
+    </w:p>
+    <w:p>
+      <w:pPr>
+        <w:spacing w:line="276" w:lineRule="auto"/>
+        <w:jc w:val="both"/>
+      </w:pPr>
+      <w:r>
+        <w:t xml:space="preserve">Var2: </w:t>
+      </w:r>
+      <w:r>
+        <w:t>Investors</w:t>
+      </w:r>
+      <w:r>
+        <w:t xml:space="preserve"> </w:t>
+      </w:r>
+      <w:r>
+        <w:t>or Bus</w:t>
+      </w:r>
+      <w:r>
+        <w:t xml:space="preserve">iness Owner </w:t>
+      </w:r>
+      <w:r>
+        <w:t>confidence level.</w:t>
+      </w:r>
+    </w:p>
+    <w:p>
+      <w:pPr>
+        <w:spacing w:line="276" w:lineRule="auto"/>
+        <w:jc w:val="both"/>
+      </w:pPr>
+      <w:r>
+        <w:t xml:space="preserve">Var3: </w:t>
+      </w:r>
+      <w:r>
+        <w:t>S</w:t>
+      </w:r>
+      <w:r>
+        <w:t>mall business and startup sales performance.</w:t>
+      </w:r>
+    </w:p>
+    <w:p>
+      <w:pPr>
+        <w:spacing w:line="276" w:lineRule="auto"/>
+        <w:jc w:val="both"/>
+      </w:pPr>
+      <w:r>
+        <w:t xml:space="preserve">Var4: Trade restriction.  </w:t>
+      </w:r>
+    </w:p>
+    <w:p>
+      <w:pPr>
+        <w:spacing w:line="276" w:lineRule="auto"/>
+        <w:jc w:val="both"/>
+      </w:pPr>
+      <w:r>
+        <w:t xml:space="preserve">Var5: </w:t>
+      </w:r>
+      <w:r>
+        <w:t>H</w:t>
+      </w:r>
+      <w:r>
+        <w:t>ome internet usage or remote work logins.</w:t>
+      </w:r>
+    </w:p>
+    <w:p>
+      <w:pPr>
+        <w:spacing w:line="276" w:lineRule="auto"/>
+        <w:jc w:val="both"/>
+      </w:pPr>
+      <w:r>
+        <w:t>The system exhibited a consistent seasonal cycle until August 2019, when an anomaly disrupted this pattern, likely due to regional economic shocks from</w:t>
+      </w:r>
+      <w:r>
+        <w:t xml:space="preserve"> </w:t>
+      </w:r>
+      <w:r>
+        <w:t>US-China trade tensions</w:t>
+      </w:r>
+      <w:r>
+        <w:t xml:space="preserve"> (</w:t>
+      </w:r>
+      <w:r>
+        <w:rPr>
+          <w:i/>
+          <w:iCs/>
+        </w:rPr>
+        <w:t>Stankiewicz, 2019</w:t>
+      </w:r>
+      <w:r>
+        <w:t>)</w:t>
+      </w:r>
+      <w:r>
+        <w:t xml:space="preserve">. This disruption is evidenced by a decline in Var3 followed by Var2 turning negative, indicating </w:t>
+      </w:r>
+      <w:r>
+        <w:t>reduce</w:t>
+      </w:r>
+      <w:r>
+        <w:t xml:space="preserve"> in </w:t>
+      </w:r>
+      <w:r>
+        <w:t>business owner</w:t>
+      </w:r>
+      <w:r>
+        <w:t>s’</w:t>
+      </w:r>
+      <w:r>
+        <w:t xml:space="preserve"> and </w:t>
+      </w:r>
+      <w:r>
+        <w:t>investor</w:t>
+      </w:r>
+      <w:r>
+        <w:t>s’</w:t>
+      </w:r>
+      <w:r>
+        <w:t xml:space="preserve"> confidence</w:t>
+      </w:r>
+      <w:r>
+        <w:t xml:space="preserve"> as </w:t>
+      </w:r>
+      <w:r>
+        <w:t>stated by Brian Riley</w:t>
+      </w:r>
+      <w:r>
+        <w:t xml:space="preserve"> </w:t>
+      </w:r>
+      <w:r>
+        <w:t xml:space="preserve">in the </w:t>
+      </w:r>
+      <w:r>
+        <w:t xml:space="preserve">CNBC </w:t>
+      </w:r>
+      <w:r>
+        <w:t>news report in September 2019</w:t>
+      </w:r>
+      <w:r>
+        <w:t xml:space="preserve">. Another significant anomaly occurred in March 2020 with the onset of a global health crisis, leading to lockdown that halted business </w:t>
+      </w:r>
+      <w:r>
+        <w:t xml:space="preserve">activity </w:t>
+      </w:r>
+      <w:r>
+        <w:t xml:space="preserve">of </w:t>
+      </w:r>
+      <w:r>
+        <w:t>(</w:t>
+      </w:r>
+      <w:r>
+        <w:t>Var3</w:t>
+      </w:r>
+      <w:r>
+        <w:t>)</w:t>
+      </w:r>
+      <w:r>
+        <w:t xml:space="preserve"> </w:t>
+      </w:r>
+      <w:r>
+        <w:t>(</w:t>
+      </w:r>
+      <w:r>
+        <w:rPr>
+          <w:i/>
+          <w:iCs/>
+        </w:rPr>
+        <w:t>Koster et al., 2022</w:t>
+      </w:r>
+      <w:r>
+        <w:t>)</w:t>
+      </w:r>
+      <w:r>
+        <w:rPr>
+          <w:i/>
+          <w:iCs/>
+        </w:rPr>
+        <w:t xml:space="preserve"> </w:t>
+      </w:r>
+      <w:r>
+        <w:t>and caused a sharp drop in foot traffic (Var1)</w:t>
+      </w:r>
+      <w:r>
+        <w:t xml:space="preserve">, </w:t>
+      </w:r>
+      <w:r>
+        <w:t>while remote work and internet usage (Var5) surged</w:t>
+      </w:r>
+      <w:r>
+        <w:t xml:space="preserve"> higher</w:t>
+      </w:r>
+      <w:r>
+        <w:t xml:space="preserve"> </w:t>
+      </w:r>
+      <w:r>
+        <w:t>(</w:t>
+      </w:r>
+      <w:r>
+        <w:rPr>
+          <w:i/>
+          <w:iCs/>
+        </w:rPr>
+        <w:t>Silver, 2023</w:t>
+      </w:r>
+      <w:r>
+        <w:t>)</w:t>
+      </w:r>
+      <w:r>
+        <w:t>. Although the city began a cautious recovery by May 2021, foot traffic gradually improved and remote work remained elevated compared to pre-pandemic levels, suggesting a lasting change in work and economic patterns. These observations highlight how external shocks can cause structural disruptions in the system, but adaptation mechanisms have enabled a form of resilience and survival in the post-pandemic period.</w:t>
+      </w:r>
+    </w:p>
+    <w:p>
+      <w:pPr>
+        <w:pStyle w:val="Heading3"/>
+        <w:spacing w:line="276" w:lineRule="auto"/>
+        <w:rPr>
+          <w:rFonts w:ascii="Times New Roman" w:hAnsi="Times New Roman" w:cs="Times New Roman"/>
+          <w:b/>
+          <w:bCs/>
+          <w:color w:val="000000" w:themeColor="text1"/>
+        </w:rPr>
+      </w:pPr>
+      <w:r>
+        <w:rPr>
+          <w:rFonts w:ascii="Times New Roman" w:hAnsi="Times New Roman" w:cs="Times New Roman"/>
+          <w:b/>
+          <w:bCs/>
+          <w:color w:val="000000" w:themeColor="text1"/>
         </w:rPr>
         <w:lastRenderedPageBreak/>
+        <w:t>The Counter Narrative</w:t>
+      </w:r>
+    </w:p>
+    <w:p>
+      <w:pPr>
+        <w:spacing w:line="276" w:lineRule="auto"/>
+        <w:jc w:val="both"/>
+      </w:pPr>
+      <w:r>
+        <w:t xml:space="preserve">What if the data assumed is not recorded from human or natural activities rather it is a telemetry from a multi-agent simulation like a prototype for a smart city or a digital twin environment. The dataset interpretation below is assumed to be from remote monitoring. </w:t>
+      </w:r>
+    </w:p>
+    <w:p>
+      <w:pPr>
+        <w:spacing w:line="276" w:lineRule="auto"/>
+        <w:jc w:val="both"/>
+      </w:pPr>
+      <w:r>
+        <w:t xml:space="preserve">Var1: simulated vehicle traffic.  </w:t>
+      </w:r>
+    </w:p>
+    <w:p>
+      <w:pPr>
+        <w:spacing w:line="276" w:lineRule="auto"/>
+        <w:jc w:val="both"/>
+      </w:pPr>
+      <w:r>
+        <w:t>Var2: system health or integrity score.</w:t>
+      </w:r>
+    </w:p>
+    <w:p>
+      <w:pPr>
+        <w:spacing w:line="276" w:lineRule="auto"/>
+        <w:jc w:val="both"/>
+      </w:pPr>
+      <w:r>
+        <w:t>Var3: Non-player character NPC interactions</w:t>
+      </w:r>
+      <w:r>
+        <w:t xml:space="preserve"> </w:t>
+      </w:r>
+      <w:r>
+        <w:t>such</w:t>
+      </w:r>
+      <w:r>
+        <w:t xml:space="preserve"> a</w:t>
+      </w:r>
+      <w:r>
+        <w:t xml:space="preserve">s </w:t>
+      </w:r>
+      <w:r>
+        <w:t>simulated small business activity</w:t>
+      </w:r>
+      <w:r>
+        <w:t>.</w:t>
+      </w:r>
+    </w:p>
+    <w:p>
+      <w:pPr>
+        <w:spacing w:line="276" w:lineRule="auto"/>
+        <w:jc w:val="both"/>
+      </w:pPr>
+      <w:r>
+        <w:t xml:space="preserve">Var4: scheduled maintenance triggers.  </w:t>
+      </w:r>
+      <w:r>
+        <w:t xml:space="preserve">  </w:t>
+      </w:r>
+    </w:p>
+    <w:p>
+      <w:pPr>
+        <w:spacing w:line="276" w:lineRule="auto"/>
+        <w:jc w:val="both"/>
+      </w:pPr>
+      <w:r>
+        <w:t xml:space="preserve">Var5: </w:t>
+      </w:r>
+      <w:r>
+        <w:t xml:space="preserve">physically </w:t>
+      </w:r>
+      <w:r>
+        <w:t>controlled vehicle traffic</w:t>
+      </w:r>
+      <w:r>
+        <w:t>.</w:t>
+      </w:r>
+    </w:p>
+    <w:p>
+      <w:pPr>
+        <w:spacing w:line="276" w:lineRule="auto"/>
+        <w:jc w:val="both"/>
+      </w:pPr>
+      <w:r>
+        <w:t xml:space="preserve">For this interpretation, August 2019 anomaly is not from regional economic shock but rather the perceived negative effect in </w:t>
+      </w:r>
+      <w:r>
+        <w:t>system health (</w:t>
+      </w:r>
+      <w:r>
+        <w:t>Var2</w:t>
+      </w:r>
+      <w:r>
+        <w:t>)</w:t>
+      </w:r>
+      <w:r>
+        <w:t xml:space="preserve"> is a simulation bug or rule update that reduced NPC interactions </w:t>
+      </w:r>
+      <w:r>
+        <w:t xml:space="preserve">(Var3) </w:t>
+      </w:r>
+      <w:r>
+        <w:t xml:space="preserve">which indicate the drop in </w:t>
+      </w:r>
+      <w:r>
+        <w:t xml:space="preserve">simulated </w:t>
+      </w:r>
+      <w:r>
+        <w:t>small business activity</w:t>
+      </w:r>
+      <w:r>
+        <w:t xml:space="preserve"> </w:t>
+      </w:r>
+      <w:r>
+        <w:t xml:space="preserve">like </w:t>
+      </w:r>
+      <w:r>
+        <w:t>patterns common in video games where glitches disrupt behavioral coherence</w:t>
+      </w:r>
+      <w:r>
+        <w:t xml:space="preserve"> (</w:t>
+      </w:r>
+      <w:r>
+        <w:rPr>
+          <w:i/>
+          <w:iCs/>
+        </w:rPr>
+        <w:t>Stathis, 2020</w:t>
+      </w:r>
+      <w:r>
+        <w:t>)</w:t>
+      </w:r>
+      <w:r>
+        <w:t xml:space="preserve">. </w:t>
+      </w:r>
+      <w:r>
+        <w:t xml:space="preserve">Then in March 2020, developers intentionally activated a global crisis module from a stress-test scenario modeling a pandemic. This module forced a halt on simulated physical movement indicating the crash of </w:t>
+      </w:r>
+      <w:r>
+        <w:t>simulated vehicle (</w:t>
+      </w:r>
+      <w:r>
+        <w:t>Var1</w:t>
+      </w:r>
+      <w:r>
+        <w:t>)</w:t>
+      </w:r>
+      <w:r>
+        <w:t xml:space="preserve"> and the non-player character showing why Var3 collapses</w:t>
+      </w:r>
+      <w:r>
+        <w:t xml:space="preserve"> (</w:t>
+      </w:r>
+      <w:r>
+        <w:rPr>
+          <w:i/>
+          <w:iCs/>
+        </w:rPr>
+        <w:t>Wang et al</w:t>
+      </w:r>
+      <w:r>
+        <w:rPr>
+          <w:i/>
+          <w:iCs/>
+        </w:rPr>
+        <w:t>., 2024</w:t>
+      </w:r>
+      <w:r>
+        <w:t>)</w:t>
+      </w:r>
+      <w:r>
+        <w:t xml:space="preserve"> while redirecting activity to physical</w:t>
+      </w:r>
+      <w:r>
+        <w:t xml:space="preserve"> </w:t>
+      </w:r>
+      <w:r>
+        <w:t xml:space="preserve">human-controlled vehicle </w:t>
+      </w:r>
+      <w:r>
+        <w:t xml:space="preserve">(Var5) </w:t>
+      </w:r>
+      <w:r>
+        <w:t>making</w:t>
+      </w:r>
+      <w:r>
+        <w:t xml:space="preserve"> it </w:t>
+      </w:r>
+      <w:r>
+        <w:t>surge high. The synchronization is not coincidence, rather it is a scripted behavior.</w:t>
+      </w:r>
+      <w:r>
+        <w:t xml:space="preserve"> </w:t>
+      </w:r>
+      <w:r>
+        <w:t xml:space="preserve">In May 2021 the anomaly recovery was not organic, it was a rollback or fix that re-enabled movement and NPC interactions. Yet, the system health score Var2 never fully recovered because of error log or residual anomalies remained in the simulation state. </w:t>
+      </w:r>
+      <w:r>
+        <w:t>Critically, this framework exposes developer intent as the core driver, questioning real-world analogies and highlighting simulation abstraction limits.</w:t>
+      </w:r>
+    </w:p>
+    <w:p>
+      <w:pPr>
+        <w:pStyle w:val="Heading3"/>
+        <w:spacing w:line="276" w:lineRule="auto"/>
+        <w:rPr>
+          <w:rFonts w:ascii="Times New Roman" w:hAnsi="Times New Roman" w:cs="Times New Roman"/>
+          <w:b/>
+          <w:bCs/>
+          <w:color w:val="000000" w:themeColor="text1"/>
+        </w:rPr>
+      </w:pPr>
+      <w:r>
+        <w:rPr>
+          <w:rFonts w:ascii="Times New Roman" w:hAnsi="Times New Roman" w:cs="Times New Roman"/>
+          <w:b/>
+          <w:bCs/>
+          <w:color w:val="000000" w:themeColor="text1"/>
+        </w:rPr>
         <w:t>Reflection on Epistemic Uncertainty</w:t>
       </w:r>
     </w:p>
@@ -1633,32 +1727,23 @@
     </w:p>
     <w:p>
       <w:pPr>
-        <w:spacing w:line="276" w:lineRule="auto"/>
-        <w:rPr>
+        <w:pStyle w:val="Heading3"/>
+        <w:spacing w:line="276" w:lineRule="auto"/>
+        <w:rPr>
+          <w:rFonts w:ascii="Times New Roman" w:hAnsi="Times New Roman" w:cs="Times New Roman"/>
           <w:b/>
           <w:bCs/>
-        </w:rPr>
-      </w:pPr>
-      <w:r>
-        <w:rPr>
+          <w:color w:val="000000" w:themeColor="text1"/>
+        </w:rPr>
+      </w:pPr>
+      <w:r>
+        <w:rPr>
+          <w:rFonts w:ascii="Times New Roman" w:hAnsi="Times New Roman" w:cs="Times New Roman"/>
           <w:b/>
           <w:bCs/>
-        </w:rPr>
-        <w:t>Quantify</w:t>
-      </w:r>
-      <w:r>
-        <w:rPr>
-          <w:b/>
-          <w:bCs/>
-        </w:rPr>
-        <w:t>ing my</w:t>
-      </w:r>
-      <w:r>
-        <w:rPr>
-          <w:b/>
-          <w:bCs/>
-        </w:rPr>
-        <w:t xml:space="preserve"> Epistemic Uncertainty</w:t>
+          <w:color w:val="000000" w:themeColor="text1"/>
+        </w:rPr>
+        <w:t>Quantifying my Epistemic Uncertainty</w:t>
       </w:r>
     </w:p>
     <w:p>
@@ -1695,6 +1780,10 @@
         <w:spacing w:line="276" w:lineRule="auto"/>
       </w:pPr>
       <w:r>
+        <w:rPr>
+          <w:noProof/>
+        </w:rPr>
+        <w:lastRenderedPageBreak/>
         <w:drawing>
           <wp:inline distT="0" distB="0" distL="0" distR="0" wp14:anchorId="3DB2B299" wp14:editId="3109C32D">
             <wp:extent cx="5429353" cy="4518660"/>
@@ -1711,7 +1800,7 @@
                     <pic:cNvPicPr/>
                   </pic:nvPicPr>
                   <pic:blipFill>
-                    <a:blip r:embed="rId6"/>
+                    <a:blip r:embed="rId7"/>
                     <a:stretch>
                       <a:fillRect/>
                     </a:stretch>
@@ -1779,45 +1868,77 @@
     <w:p>
       <w:pPr>
         <w:spacing w:line="276" w:lineRule="auto"/>
-      </w:pPr>
-      <w:r>
-        <w:lastRenderedPageBreak/>
-        <w:t xml:space="preserve">Key Insight: </w:t>
-      </w:r>
-    </w:p>
-    <w:p>
-      <w:pPr>
-        <w:spacing w:line="276" w:lineRule="auto"/>
-      </w:pPr>
-      <w:r>
-        <w:t>Var1 drops from 100 to 20. Which is more than 3 standard deviations below its rolling mean.</w:t>
-      </w:r>
-    </w:p>
-    <w:p>
-      <w:pPr>
-        <w:spacing w:line="276" w:lineRule="auto"/>
-      </w:pPr>
-      <w:r>
-        <w:t>Var3 collapses from 15 to 5. It is also 3 std below trend.</w:t>
-      </w:r>
-    </w:p>
-    <w:p>
-      <w:pPr>
-        <w:spacing w:line="276" w:lineRule="auto"/>
-      </w:pPr>
-      <w:r>
-        <w:t>Var5 surges from 30 to 45 and it is 2 std above trend.</w:t>
-      </w:r>
-    </w:p>
-    <w:p>
-      <w:pPr>
-        <w:spacing w:line="276" w:lineRule="auto"/>
-      </w:pPr>
+        <w:rPr>
+          <w:b/>
+          <w:bCs/>
+        </w:rPr>
+      </w:pPr>
+      <w:r>
+        <w:rPr>
+          <w:b/>
+          <w:bCs/>
+        </w:rPr>
+        <w:t>Key Insight</w:t>
+      </w:r>
+      <w:r>
+        <w:rPr>
+          <w:b/>
+          <w:bCs/>
+        </w:rPr>
+        <w:t xml:space="preserve"> and Findings</w:t>
+      </w:r>
+      <w:r>
+        <w:rPr>
+          <w:b/>
+          <w:bCs/>
+        </w:rPr>
+        <w:t xml:space="preserve"> </w:t>
+      </w:r>
+    </w:p>
+    <w:p>
+      <w:pPr>
+        <w:spacing w:line="276" w:lineRule="auto"/>
+      </w:pPr>
+      <w:r>
+        <w:t>Var1 falls sharply from 100 to 20</w:t>
+      </w:r>
+      <w:r>
+        <w:t xml:space="preserve"> </w:t>
+      </w:r>
+      <w:proofErr w:type="gramStart"/>
+      <w:r>
+        <w:t>and also</w:t>
+      </w:r>
+      <w:proofErr w:type="gramEnd"/>
+      <w:r>
+        <w:t xml:space="preserve"> </w:t>
+      </w:r>
+      <w:r>
+        <w:t xml:space="preserve">Var3 shows a similar collapse from 15 to </w:t>
+      </w:r>
+      <w:r>
+        <w:t>5</w:t>
+      </w:r>
+      <w:r>
+        <w:t>, more</w:t>
+      </w:r>
+      <w:r>
+        <w:t xml:space="preserve"> than three standard deviations below its trend. At the same time, Var5 rises from 30 to 45, placing it about two standard deviations above its normal range.</w:t>
+      </w:r>
+      <w:r>
+        <w:t xml:space="preserve"> </w:t>
+      </w:r>
       <w:r>
         <w:t>So,</w:t>
       </w:r>
       <w:r>
-        <w:t xml:space="preserve"> quantifying my uncertainty</w:t>
+        <w:t xml:space="preserve"> quantifying my </w:t>
+      </w:r>
+      <w:r>
+        <w:t xml:space="preserve">epistemic </w:t>
+      </w:r>
+      <w:r>
+        <w:t>uncertainty</w:t>
       </w:r>
       <w:r>
         <w:t>.</w:t>
@@ -1864,16 +1985,21 @@
     </w:p>
     <w:p>
       <w:pPr>
-        <w:spacing w:line="276" w:lineRule="auto"/>
-        <w:rPr>
+        <w:pStyle w:val="Heading3"/>
+        <w:spacing w:line="276" w:lineRule="auto"/>
+        <w:rPr>
+          <w:rFonts w:ascii="Times New Roman" w:hAnsi="Times New Roman" w:cs="Times New Roman"/>
           <w:b/>
           <w:bCs/>
-        </w:rPr>
-      </w:pPr>
-      <w:r>
-        <w:rPr>
+          <w:color w:val="000000" w:themeColor="text1"/>
+        </w:rPr>
+      </w:pPr>
+      <w:r>
+        <w:rPr>
+          <w:rFonts w:ascii="Times New Roman" w:hAnsi="Times New Roman" w:cs="Times New Roman"/>
           <w:b/>
           <w:bCs/>
+          <w:color w:val="000000" w:themeColor="text1"/>
         </w:rPr>
         <w:t>Conclusion</w:t>
       </w:r>
@@ -1888,11 +2014,263 @@
       </w:r>
       <w:r>
         <w:t>.</w:t>
+      </w:r>
+    </w:p>
+    <w:p>
+      <w:pPr>
+        <w:spacing w:line="276" w:lineRule="auto"/>
+        <w:jc w:val="both"/>
+      </w:pPr>
+    </w:p>
+    <w:p>
+      <w:pPr>
+        <w:pStyle w:val="Heading3"/>
+        <w:spacing w:line="276" w:lineRule="auto"/>
+        <w:rPr>
+          <w:rFonts w:ascii="Times New Roman" w:hAnsi="Times New Roman" w:cs="Times New Roman"/>
+          <w:b/>
+          <w:bCs/>
+          <w:color w:val="000000" w:themeColor="text1"/>
+        </w:rPr>
+      </w:pPr>
+      <w:r>
+        <w:rPr>
+          <w:rFonts w:ascii="Times New Roman" w:hAnsi="Times New Roman" w:cs="Times New Roman"/>
+          <w:b/>
+          <w:bCs/>
+          <w:color w:val="000000" w:themeColor="text1"/>
+        </w:rPr>
+        <w:lastRenderedPageBreak/>
+        <w:t>References</w:t>
+      </w:r>
+    </w:p>
+    <w:p>
+      <w:pPr>
+        <w:pStyle w:val="NormalWeb"/>
+        <w:spacing w:before="0" w:beforeAutospacing="0" w:after="0" w:afterAutospacing="0" w:line="276" w:lineRule="auto"/>
+        <w:ind w:left="720" w:hanging="720"/>
+      </w:pPr>
+      <w:r>
+        <w:t xml:space="preserve">Koster, H. R. A., Van Ommeren, J., Tang, C. K., &amp; Bras, N. (2022). Covid-19 restriction policies and shopping streets. </w:t>
+      </w:r>
+      <w:proofErr w:type="spellStart"/>
+      <w:r>
+        <w:rPr>
+          <w:i/>
+          <w:iCs/>
+        </w:rPr>
+        <w:t>PLoS</w:t>
+      </w:r>
+      <w:proofErr w:type="spellEnd"/>
+      <w:r>
+        <w:rPr>
+          <w:i/>
+          <w:iCs/>
+        </w:rPr>
+        <w:t xml:space="preserve"> ONE</w:t>
+      </w:r>
+      <w:r>
+        <w:t xml:space="preserve">, </w:t>
+      </w:r>
+      <w:r>
+        <w:rPr>
+          <w:i/>
+          <w:iCs/>
+        </w:rPr>
+        <w:t>17</w:t>
+      </w:r>
+      <w:r>
+        <w:t xml:space="preserve">(7), e0267160. </w:t>
+      </w:r>
+      <w:hyperlink r:id="rId8" w:history="1">
+        <w:r>
+          <w:rPr>
+            <w:rStyle w:val="Hyperlink"/>
+            <w:rFonts w:eastAsiaTheme="majorEastAsia"/>
+          </w:rPr>
+          <w:t>https://doi.org/10.1371/journal.pone.0267160</w:t>
+        </w:r>
+      </w:hyperlink>
+      <w:r>
+        <w:rPr>
+          <w:rStyle w:val="url"/>
+          <w:rFonts w:eastAsiaTheme="majorEastAsia"/>
+        </w:rPr>
+        <w:t xml:space="preserve"> </w:t>
+      </w:r>
+    </w:p>
+    <w:p>
+      <w:pPr>
+        <w:pStyle w:val="NormalWeb"/>
+        <w:spacing w:before="0" w:beforeAutospacing="0" w:after="0" w:afterAutospacing="0" w:line="276" w:lineRule="auto"/>
+        <w:ind w:left="720" w:hanging="720"/>
+      </w:pPr>
+      <w:r>
+        <w:t xml:space="preserve">Silver, H. (2023). Working from Home: Before and After the Pandemic. </w:t>
+      </w:r>
+      <w:r>
+        <w:rPr>
+          <w:i/>
+          <w:iCs/>
+        </w:rPr>
+        <w:t>Contexts</w:t>
+      </w:r>
+      <w:r>
+        <w:t xml:space="preserve">, </w:t>
+      </w:r>
+      <w:r>
+        <w:rPr>
+          <w:i/>
+          <w:iCs/>
+        </w:rPr>
+        <w:t>22</w:t>
+      </w:r>
+      <w:r>
+        <w:t xml:space="preserve">(1), 66–70. </w:t>
+      </w:r>
+      <w:hyperlink r:id="rId9" w:history="1">
+        <w:r>
+          <w:rPr>
+            <w:rStyle w:val="Hyperlink"/>
+            <w:rFonts w:eastAsiaTheme="majorEastAsia"/>
+          </w:rPr>
+          <w:t>https://doi.org/10.1177/15365042221142839</w:t>
+        </w:r>
+      </w:hyperlink>
+      <w:r>
+        <w:rPr>
+          <w:rStyle w:val="url"/>
+          <w:rFonts w:eastAsiaTheme="majorEastAsia"/>
+        </w:rPr>
+        <w:t xml:space="preserve"> </w:t>
+      </w:r>
+    </w:p>
+    <w:p>
+      <w:pPr>
+        <w:pStyle w:val="NormalWeb"/>
+        <w:spacing w:before="0" w:beforeAutospacing="0" w:after="0" w:afterAutospacing="0" w:line="276" w:lineRule="auto"/>
+        <w:ind w:left="720" w:hanging="720"/>
+      </w:pPr>
+      <w:r>
+        <w:t xml:space="preserve">Stankiewicz, K. (2019, September 6). </w:t>
+      </w:r>
+      <w:r>
+        <w:rPr>
+          <w:i/>
+          <w:iCs/>
+        </w:rPr>
+        <w:t>“Whipsaw” of US-China trade war will force small businesses to close, bike start-up CEO says</w:t>
+      </w:r>
+      <w:r>
+        <w:t xml:space="preserve">. CNBC. </w:t>
+      </w:r>
+      <w:hyperlink r:id="rId10" w:history="1">
+        <w:r>
+          <w:rPr>
+            <w:rStyle w:val="Hyperlink"/>
+            <w:rFonts w:eastAsiaTheme="majorEastAsia"/>
+          </w:rPr>
+          <w:t>https://www.cnbc.com/2019/09/06/trade-war-will-force-small-businesses-to-close-says-start-up-founder.html</w:t>
+        </w:r>
+      </w:hyperlink>
+      <w:r>
+        <w:rPr>
+          <w:rStyle w:val="url"/>
+          <w:rFonts w:eastAsiaTheme="majorEastAsia"/>
+        </w:rPr>
+        <w:t xml:space="preserve"> </w:t>
+      </w:r>
+    </w:p>
+    <w:p>
+      <w:pPr>
+        <w:pStyle w:val="NormalWeb"/>
+        <w:spacing w:before="0" w:beforeAutospacing="0" w:after="0" w:afterAutospacing="0" w:line="276" w:lineRule="auto"/>
+        <w:ind w:left="720" w:hanging="720"/>
+      </w:pPr>
+      <w:r>
+        <w:t xml:space="preserve">Stathis, K. (2020). Anomaly detection in video games. </w:t>
+      </w:r>
+      <w:proofErr w:type="spellStart"/>
+      <w:r>
+        <w:rPr>
+          <w:i/>
+          <w:iCs/>
+        </w:rPr>
+        <w:t>Royalholloway</w:t>
+      </w:r>
+      <w:proofErr w:type="spellEnd"/>
+      <w:r>
+        <w:t xml:space="preserve">. </w:t>
+      </w:r>
+      <w:hyperlink r:id="rId11" w:history="1">
+        <w:r>
+          <w:rPr>
+            <w:rStyle w:val="Hyperlink"/>
+            <w:rFonts w:eastAsiaTheme="majorEastAsia"/>
+          </w:rPr>
+          <w:t>https://www.academia.edu/120816117/Anomaly_Detection_in_Video_Games</w:t>
+        </w:r>
+      </w:hyperlink>
+      <w:r>
+        <w:rPr>
+          <w:rStyle w:val="url"/>
+          <w:rFonts w:eastAsiaTheme="majorEastAsia"/>
+        </w:rPr>
+        <w:t xml:space="preserve"> </w:t>
+      </w:r>
+    </w:p>
+    <w:p>
+      <w:pPr>
+        <w:pStyle w:val="NormalWeb"/>
+        <w:spacing w:before="0" w:beforeAutospacing="0" w:after="0" w:afterAutospacing="0" w:line="276" w:lineRule="auto"/>
+        <w:ind w:left="720" w:hanging="720"/>
+      </w:pPr>
+      <w:r>
+        <w:t xml:space="preserve">Wang, C., Ma, X., Jin, X., Zeng, H., &amp; Wang, Z. (2024). HMAE: a high-fidelity multi-agent simulator for economic phenomenon emergence. </w:t>
+      </w:r>
+      <w:r>
+        <w:rPr>
+          <w:i/>
+          <w:iCs/>
+        </w:rPr>
+        <w:t>Frontiers in Physics</w:t>
+      </w:r>
+      <w:r>
+        <w:t xml:space="preserve">, </w:t>
+      </w:r>
+      <w:r>
+        <w:rPr>
+          <w:i/>
+          <w:iCs/>
+        </w:rPr>
+        <w:t>12</w:t>
+      </w:r>
+      <w:r>
+        <w:t xml:space="preserve">. </w:t>
+      </w:r>
+      <w:r>
+        <w:t xml:space="preserve"> </w:t>
+      </w:r>
+      <w:hyperlink r:id="rId12" w:history="1">
+        <w:r>
+          <w:rPr>
+            <w:rStyle w:val="Hyperlink"/>
+            <w:rFonts w:eastAsiaTheme="majorEastAsia"/>
+          </w:rPr>
+          <w:t>https://doi.org/10.3389/fphy.2024.1451423</w:t>
+        </w:r>
+      </w:hyperlink>
+      <w:r>
+        <w:rPr>
+          <w:rStyle w:val="url"/>
+          <w:rFonts w:eastAsiaTheme="majorEastAsia"/>
+        </w:rPr>
+        <w:t xml:space="preserve"> </w:t>
       </w:r>
     </w:p>
     <w:sectPr>
       <w:pgSz w:w="12240" w:h="15840"/>
-      <w:pgMar w:top="990" w:right="1440" w:bottom="1440" w:left="1440" w:header="720" w:footer="720" w:gutter="0"/>
+      <w:pgMar w:top="630" w:right="1440" w:bottom="990" w:left="1440" w:header="720" w:footer="720" w:gutter="0"/>
       <w:cols w:space="720"/>
       <w:docGrid w:linePitch="360"/>
     </w:sectPr>
@@ -4758,7 +5136,7 @@
   <w:style w:type="paragraph" w:default="1" w:styleId="Normal">
     <w:name w:val="Normal"/>
     <w:qFormat/>
-    <w:rsid w:val="00B00F2C"/>
+    <w:rsid w:val="00F20C7C"/>
   </w:style>
   <w:style w:type="paragraph" w:styleId="Heading1">
     <w:name w:val="heading 1"/>
@@ -4787,7 +5165,6 @@
     <w:next w:val="Normal"/>
     <w:link w:val="Heading2Char"/>
     <w:uiPriority w:val="9"/>
-    <w:semiHidden/>
     <w:unhideWhenUsed/>
     <w:qFormat/>
     <w:rsid w:val="00B00F2C"/>
@@ -4810,7 +5187,6 @@
     <w:next w:val="Normal"/>
     <w:link w:val="Heading3Char"/>
     <w:uiPriority w:val="9"/>
-    <w:semiHidden/>
     <w:unhideWhenUsed/>
     <w:qFormat/>
     <w:rsid w:val="00B00F2C"/>
@@ -4962,6 +5338,7 @@
   <w:style w:type="character" w:default="1" w:styleId="DefaultParagraphFont">
     <w:name w:val="Default Paragraph Font"/>
     <w:uiPriority w:val="1"/>
+    <w:semiHidden/>
     <w:unhideWhenUsed/>
   </w:style>
   <w:style w:type="table" w:default="1" w:styleId="TableNormal">
@@ -5003,7 +5380,6 @@
     <w:basedOn w:val="DefaultParagraphFont"/>
     <w:link w:val="Heading2"/>
     <w:uiPriority w:val="9"/>
-    <w:semiHidden/>
     <w:rsid w:val="00B00F2C"/>
     <w:rPr>
       <w:rFonts w:asciiTheme="majorHAnsi" w:eastAsiaTheme="majorEastAsia" w:hAnsiTheme="majorHAnsi" w:cstheme="majorBidi"/>
@@ -5017,7 +5393,6 @@
     <w:basedOn w:val="DefaultParagraphFont"/>
     <w:link w:val="Heading3"/>
     <w:uiPriority w:val="9"/>
-    <w:semiHidden/>
     <w:rsid w:val="00B00F2C"/>
     <w:rPr>
       <w:rFonts w:asciiTheme="minorHAnsi" w:eastAsiaTheme="majorEastAsia" w:hAnsiTheme="minorHAnsi" w:cstheme="majorBidi"/>
@@ -5273,6 +5648,49 @@
       <w:smallCaps/>
       <w:color w:val="0F4761" w:themeColor="accent1" w:themeShade="BF"/>
       <w:spacing w:val="5"/>
+    </w:rPr>
+  </w:style>
+  <w:style w:type="paragraph" w:styleId="NormalWeb">
+    <w:name w:val="Normal (Web)"/>
+    <w:basedOn w:val="Normal"/>
+    <w:uiPriority w:val="99"/>
+    <w:unhideWhenUsed/>
+    <w:rsid w:val="00426CB6"/>
+    <w:pPr>
+      <w:spacing w:before="100" w:beforeAutospacing="1" w:after="100" w:afterAutospacing="1" w:line="240" w:lineRule="auto"/>
+    </w:pPr>
+    <w:rPr>
+      <w:rFonts w:eastAsia="Times New Roman"/>
+      <w:kern w:val="0"/>
+      <w14:ligatures w14:val="none"/>
+    </w:rPr>
+  </w:style>
+  <w:style w:type="character" w:customStyle="1" w:styleId="url">
+    <w:name w:val="url"/>
+    <w:basedOn w:val="DefaultParagraphFont"/>
+    <w:rsid w:val="00426CB6"/>
+  </w:style>
+  <w:style w:type="character" w:styleId="Hyperlink">
+    <w:name w:val="Hyperlink"/>
+    <w:basedOn w:val="DefaultParagraphFont"/>
+    <w:uiPriority w:val="99"/>
+    <w:unhideWhenUsed/>
+    <w:rsid w:val="00901B39"/>
+    <w:rPr>
+      <w:color w:val="467886" w:themeColor="hyperlink"/>
+      <w:u w:val="single"/>
+    </w:rPr>
+  </w:style>
+  <w:style w:type="character" w:styleId="UnresolvedMention">
+    <w:name w:val="Unresolved Mention"/>
+    <w:basedOn w:val="DefaultParagraphFont"/>
+    <w:uiPriority w:val="99"/>
+    <w:semiHidden/>
+    <w:unhideWhenUsed/>
+    <w:rsid w:val="00901B39"/>
+    <w:rPr>
+      <w:color w:val="605E5C"/>
+      <w:shd w:val="clear" w:color="auto" w:fill="E1DFDD"/>
     </w:rPr>
   </w:style>
 </w:styles>
@@ -5571,4 +5989,16 @@
     </a:ext>
   </a:extLst>
 </a:theme>
+</file>
+
+<file path=customXml/item1.xml><?xml version="1.0" encoding="utf-8"?>
+<b:Sources xmlns:b="http://schemas.openxmlformats.org/officeDocument/2006/bibliography" xmlns="http://schemas.openxmlformats.org/officeDocument/2006/bibliography" SelectedStyle="\APASixthEditionOfficeOnline.xsl" StyleName="APA" Version="6"/>
+</file>
+
+<file path=customXml/itemProps1.xml><?xml version="1.0" encoding="utf-8"?>
+<ds:datastoreItem xmlns:ds="http://schemas.openxmlformats.org/officeDocument/2006/customXml" ds:itemID="{D7741B7E-D706-4FF0-AF02-C64823C6C275}">
+  <ds:schemaRefs>
+    <ds:schemaRef ds:uri="http://schemas.openxmlformats.org/officeDocument/2006/bibliography"/>
+  </ds:schemaRefs>
+</ds:datastoreItem>
 </file>